--- a/Master- Interview.docx
+++ b/Master- Interview.docx
@@ -160,8 +160,6 @@
         </w:rPr>
         <w:t>: Nesting small classes within top-level classes places the code closer to where it is used.</w:t>
       </w:r>
-      <w:bookmarkStart w:id="0" w:name="_GoBack"/>
-      <w:bookmarkEnd w:id="0"/>
     </w:p>
     <w:p>
       <w:pPr>
@@ -180,6 +178,39 @@
           <w:sz w:val="26"/>
           <w:szCs w:val="26"/>
         </w:rPr>
+        <w:t>here</w:t>
+      </w:r>
+      <w:bookmarkStart w:id="0" w:name="_GoBack"/>
+      <w:bookmarkEnd w:id="0"/>
+    </w:p>
+    <w:p>
+      <w:pPr>
+        <w:pStyle w:val="Heading2"/>
+        <w:rPr>
+          <w:rFonts w:ascii="Arial" w:hAnsi="Arial" w:cs="Arial"/>
+          <w:color w:val="333333"/>
+          <w:sz w:val="26"/>
+          <w:szCs w:val="26"/>
+        </w:rPr>
+      </w:pPr>
+    </w:p>
+    <w:p>
+      <w:pPr>
+        <w:pStyle w:val="Heading2"/>
+        <w:rPr>
+          <w:rFonts w:ascii="Arial" w:hAnsi="Arial" w:cs="Arial"/>
+          <w:color w:val="333333"/>
+          <w:sz w:val="26"/>
+          <w:szCs w:val="26"/>
+        </w:rPr>
+      </w:pPr>
+      <w:r>
+        <w:rPr>
+          <w:rFonts w:ascii="Arial" w:hAnsi="Arial" w:cs="Arial"/>
+          <w:color w:val="333333"/>
+          <w:sz w:val="26"/>
+          <w:szCs w:val="26"/>
+        </w:rPr>
         <w:t>Static Nested Classes</w:t>
       </w:r>
     </w:p>
@@ -301,14 +332,12 @@
           <w:color w:val="000000"/>
         </w:rPr>
       </w:pPr>
-      <w:proofErr w:type="spellStart"/>
       <w:r>
         <w:rPr>
           <w:color w:val="000000"/>
         </w:rPr>
         <w:t>OuterClass.StaticNestedClass</w:t>
       </w:r>
-      <w:proofErr w:type="spellEnd"/>
     </w:p>
     <w:p>
       <w:pPr>
@@ -337,75 +366,25 @@
           <w:color w:val="000000"/>
         </w:rPr>
       </w:pPr>
-      <w:proofErr w:type="spellStart"/>
-      <w:r>
-        <w:rPr>
-          <w:color w:val="000000"/>
-        </w:rPr>
-        <w:t>OuterClass.StaticNestedClass</w:t>
-      </w:r>
-      <w:proofErr w:type="spellEnd"/>
-      <w:r>
-        <w:rPr>
-          <w:color w:val="000000"/>
-        </w:rPr>
-        <w:t xml:space="preserve"> </w:t>
-      </w:r>
-      <w:proofErr w:type="spellStart"/>
-      <w:r>
-        <w:rPr>
-          <w:color w:val="000000"/>
-        </w:rPr>
-        <w:t>nestedObject</w:t>
-      </w:r>
-      <w:proofErr w:type="spellEnd"/>
-      <w:r>
-        <w:rPr>
-          <w:color w:val="000000"/>
-        </w:rPr>
-        <w:t xml:space="preserve"> =</w:t>
-      </w:r>
-    </w:p>
-    <w:p>
-      <w:pPr>
-        <w:pStyle w:val="HTMLPreformatted"/>
-        <w:rPr>
-          <w:color w:val="000000"/>
-        </w:rPr>
-      </w:pPr>
-      <w:r>
-        <w:rPr>
-          <w:color w:val="000000"/>
-        </w:rPr>
-        <w:t xml:space="preserve">     </w:t>
-      </w:r>
-      <w:proofErr w:type="gramStart"/>
-      <w:r>
-        <w:rPr>
-          <w:color w:val="000000"/>
-        </w:rPr>
-        <w:t>new</w:t>
-      </w:r>
-      <w:proofErr w:type="gramEnd"/>
-      <w:r>
-        <w:rPr>
-          <w:color w:val="000000"/>
-        </w:rPr>
-        <w:t xml:space="preserve"> </w:t>
-      </w:r>
-      <w:proofErr w:type="spellStart"/>
-      <w:r>
-        <w:rPr>
-          <w:color w:val="000000"/>
-        </w:rPr>
-        <w:t>OuterClass.StaticNestedClass</w:t>
-      </w:r>
-      <w:proofErr w:type="spellEnd"/>
-      <w:r>
-        <w:rPr>
-          <w:color w:val="000000"/>
-        </w:rPr>
-        <w:t>();</w:t>
+      <w:r>
+        <w:rPr>
+          <w:color w:val="000000"/>
+        </w:rPr>
+        <w:t>OuterClass.StaticNestedClass nestedObject =</w:t>
+      </w:r>
+    </w:p>
+    <w:p>
+      <w:pPr>
+        <w:pStyle w:val="HTMLPreformatted"/>
+        <w:rPr>
+          <w:color w:val="000000"/>
+        </w:rPr>
+      </w:pPr>
+      <w:r>
+        <w:rPr>
+          <w:color w:val="000000"/>
+        </w:rPr>
+        <w:t xml:space="preserve">     new OuterClass.StaticNestedClass();</w:t>
       </w:r>
     </w:p>
     <w:p>
@@ -485,170 +464,155 @@
           <w:sz w:val="19"/>
           <w:szCs w:val="19"/>
         </w:rPr>
-        <w:t xml:space="preserve"> an instance of the outer class. Consider the following </w:t>
-      </w:r>
-      <w:proofErr w:type="gramStart"/>
-      <w:r>
-        <w:rPr>
-          <w:rFonts w:ascii="Arial" w:hAnsi="Arial" w:cs="Arial"/>
-          <w:color w:val="000000"/>
-          <w:sz w:val="19"/>
-          <w:szCs w:val="19"/>
-        </w:rPr>
-        <w:t>classes</w:t>
-      </w:r>
-      <w:proofErr w:type="gramEnd"/>
-      <w:r>
-        <w:rPr>
-          <w:rFonts w:ascii="Arial" w:hAnsi="Arial" w:cs="Arial"/>
-          <w:color w:val="000000"/>
-          <w:sz w:val="19"/>
-          <w:szCs w:val="19"/>
-        </w:rPr>
-        <w:t>:</w:t>
-      </w:r>
-    </w:p>
-    <w:p>
-      <w:pPr>
-        <w:pStyle w:val="HTMLPreformatted"/>
-        <w:rPr>
-          <w:color w:val="000000"/>
-        </w:rPr>
-      </w:pPr>
-      <w:proofErr w:type="gramStart"/>
-      <w:r>
-        <w:rPr>
-          <w:color w:val="000000"/>
-        </w:rPr>
-        <w:t>class</w:t>
-      </w:r>
-      <w:proofErr w:type="gramEnd"/>
-      <w:r>
-        <w:rPr>
-          <w:color w:val="000000"/>
-        </w:rPr>
-        <w:t xml:space="preserve"> </w:t>
-      </w:r>
-      <w:proofErr w:type="spellStart"/>
-      <w:r>
-        <w:rPr>
+        <w:t> an instance of the outer class. Consider the following classes:</w:t>
+      </w:r>
+    </w:p>
+    <w:p>
+      <w:pPr>
+        <w:pStyle w:val="HTMLPreformatted"/>
+        <w:rPr>
+          <w:color w:val="000000"/>
+        </w:rPr>
+      </w:pPr>
+      <w:r>
+        <w:rPr>
+          <w:color w:val="000000"/>
+        </w:rPr>
+        <w:t>class OuterClass {</w:t>
+      </w:r>
+    </w:p>
+    <w:p>
+      <w:pPr>
+        <w:pStyle w:val="HTMLPreformatted"/>
+        <w:rPr>
+          <w:color w:val="000000"/>
+        </w:rPr>
+      </w:pPr>
+      <w:r>
+        <w:rPr>
+          <w:color w:val="000000"/>
+        </w:rPr>
+        <w:t xml:space="preserve">    ...</w:t>
+      </w:r>
+    </w:p>
+    <w:p>
+      <w:pPr>
+        <w:pStyle w:val="HTMLPreformatted"/>
+        <w:rPr>
+          <w:color w:val="000000"/>
+        </w:rPr>
+      </w:pPr>
+      <w:r>
+        <w:rPr>
+          <w:color w:val="000000"/>
+        </w:rPr>
+        <w:lastRenderedPageBreak/>
+        <w:t xml:space="preserve">    class InnerClass {</w:t>
+      </w:r>
+    </w:p>
+    <w:p>
+      <w:pPr>
+        <w:pStyle w:val="HTMLPreformatted"/>
+        <w:rPr>
+          <w:color w:val="000000"/>
+        </w:rPr>
+      </w:pPr>
+      <w:r>
+        <w:rPr>
+          <w:color w:val="000000"/>
+        </w:rPr>
+        <w:t xml:space="preserve">        ...</w:t>
+      </w:r>
+    </w:p>
+    <w:p>
+      <w:pPr>
+        <w:pStyle w:val="HTMLPreformatted"/>
+        <w:rPr>
+          <w:color w:val="000000"/>
+        </w:rPr>
+      </w:pPr>
+      <w:r>
+        <w:rPr>
+          <w:color w:val="000000"/>
+        </w:rPr>
+        <w:t xml:space="preserve">    }</w:t>
+      </w:r>
+    </w:p>
+    <w:p>
+      <w:pPr>
+        <w:pStyle w:val="HTMLPreformatted"/>
+        <w:rPr>
+          <w:color w:val="000000"/>
+        </w:rPr>
+      </w:pPr>
+      <w:r>
+        <w:rPr>
+          <w:color w:val="000000"/>
+        </w:rPr>
+        <w:t>}</w:t>
+      </w:r>
+    </w:p>
+    <w:p>
+      <w:pPr>
+        <w:pStyle w:val="HTMLPreformatted"/>
+        <w:rPr>
+          <w:color w:val="000000"/>
+        </w:rPr>
+      </w:pPr>
+    </w:p>
+    <w:p>
+      <w:pPr>
+        <w:pStyle w:val="NormalWeb"/>
+        <w:rPr>
+          <w:rFonts w:ascii="Arial" w:hAnsi="Arial" w:cs="Arial"/>
+          <w:color w:val="000000"/>
+          <w:sz w:val="19"/>
+          <w:szCs w:val="19"/>
+        </w:rPr>
+      </w:pPr>
+      <w:r>
+        <w:rPr>
+          <w:rFonts w:ascii="Arial" w:hAnsi="Arial" w:cs="Arial"/>
+          <w:color w:val="000000"/>
+          <w:sz w:val="19"/>
+          <w:szCs w:val="19"/>
+        </w:rPr>
+        <w:t>An instance of </w:t>
+      </w:r>
+      <w:r>
+        <w:rPr>
+          <w:rStyle w:val="HTMLCode"/>
+          <w:rFonts w:ascii="Courier" w:hAnsi="Courier"/>
+          <w:color w:val="000000"/>
+        </w:rPr>
+        <w:t>InnerClass</w:t>
+      </w:r>
+      <w:r>
+        <w:rPr>
+          <w:rFonts w:ascii="Arial" w:hAnsi="Arial" w:cs="Arial"/>
+          <w:color w:val="000000"/>
+          <w:sz w:val="19"/>
+          <w:szCs w:val="19"/>
+        </w:rPr>
+        <w:t> can exist only within an instance of </w:t>
+      </w:r>
+      <w:r>
+        <w:rPr>
+          <w:rStyle w:val="HTMLCode"/>
+          <w:rFonts w:ascii="Courier" w:hAnsi="Courier"/>
           <w:color w:val="000000"/>
         </w:rPr>
         <w:t>OuterClass</w:t>
       </w:r>
-      <w:proofErr w:type="spellEnd"/>
-      <w:r>
-        <w:rPr>
-          <w:color w:val="000000"/>
-        </w:rPr>
-        <w:t xml:space="preserve"> {</w:t>
-      </w:r>
-    </w:p>
-    <w:p>
-      <w:pPr>
-        <w:pStyle w:val="HTMLPreformatted"/>
-        <w:rPr>
-          <w:color w:val="000000"/>
-        </w:rPr>
-      </w:pPr>
-      <w:r>
-        <w:rPr>
-          <w:color w:val="000000"/>
-        </w:rPr>
-        <w:t xml:space="preserve">    ...</w:t>
-      </w:r>
-    </w:p>
-    <w:p>
-      <w:pPr>
-        <w:pStyle w:val="HTMLPreformatted"/>
-        <w:rPr>
-          <w:color w:val="000000"/>
-        </w:rPr>
-      </w:pPr>
-      <w:r>
-        <w:rPr>
-          <w:color w:val="000000"/>
-        </w:rPr>
-        <w:t xml:space="preserve">    </w:t>
-      </w:r>
-      <w:proofErr w:type="gramStart"/>
-      <w:r>
-        <w:rPr>
-          <w:color w:val="000000"/>
-        </w:rPr>
-        <w:t>class</w:t>
-      </w:r>
-      <w:proofErr w:type="gramEnd"/>
-      <w:r>
-        <w:rPr>
-          <w:color w:val="000000"/>
-        </w:rPr>
-        <w:t xml:space="preserve"> </w:t>
-      </w:r>
-      <w:proofErr w:type="spellStart"/>
-      <w:r>
-        <w:rPr>
-          <w:color w:val="000000"/>
-        </w:rPr>
-        <w:t>InnerClass</w:t>
-      </w:r>
-      <w:proofErr w:type="spellEnd"/>
-      <w:r>
-        <w:rPr>
-          <w:color w:val="000000"/>
-        </w:rPr>
-        <w:t xml:space="preserve"> {</w:t>
-      </w:r>
-    </w:p>
-    <w:p>
-      <w:pPr>
-        <w:pStyle w:val="HTMLPreformatted"/>
-        <w:rPr>
-          <w:color w:val="000000"/>
-        </w:rPr>
-      </w:pPr>
-      <w:r>
-        <w:rPr>
-          <w:color w:val="000000"/>
-        </w:rPr>
-        <w:t xml:space="preserve">        ...</w:t>
-      </w:r>
-    </w:p>
-    <w:p>
-      <w:pPr>
-        <w:pStyle w:val="HTMLPreformatted"/>
-        <w:rPr>
-          <w:color w:val="000000"/>
-        </w:rPr>
-      </w:pPr>
-      <w:r>
-        <w:rPr>
-          <w:color w:val="000000"/>
-        </w:rPr>
-        <w:t xml:space="preserve">    }</w:t>
-      </w:r>
-    </w:p>
-    <w:p>
-      <w:pPr>
-        <w:pStyle w:val="HTMLPreformatted"/>
-        <w:rPr>
-          <w:color w:val="000000"/>
-        </w:rPr>
-      </w:pPr>
-      <w:r>
-        <w:rPr>
-          <w:color w:val="000000"/>
-        </w:rPr>
-        <w:t>}</w:t>
-      </w:r>
-    </w:p>
-    <w:p>
-      <w:pPr>
-        <w:pStyle w:val="HTMLPreformatted"/>
-        <w:rPr>
-          <w:color w:val="000000"/>
-        </w:rPr>
-      </w:pPr>
+      <w:r>
+        <w:rPr>
+          <w:rFonts w:ascii="Arial" w:hAnsi="Arial" w:cs="Arial"/>
+          <w:color w:val="000000"/>
+          <w:sz w:val="19"/>
+          <w:szCs w:val="19"/>
+        </w:rPr>
+        <w:t> and has direct access to the methods and fields of its enclosing instance.</w:t>
+      </w:r>
     </w:p>
     <w:p>
       <w:pPr>
@@ -667,65 +631,6 @@
           <w:sz w:val="19"/>
           <w:szCs w:val="19"/>
         </w:rPr>
-        <w:lastRenderedPageBreak/>
-        <w:t>An instance of </w:t>
-      </w:r>
-      <w:proofErr w:type="spellStart"/>
-      <w:r>
-        <w:rPr>
-          <w:rStyle w:val="HTMLCode"/>
-          <w:rFonts w:ascii="Courier" w:hAnsi="Courier"/>
-          <w:color w:val="000000"/>
-        </w:rPr>
-        <w:t>InnerClass</w:t>
-      </w:r>
-      <w:proofErr w:type="spellEnd"/>
-      <w:r>
-        <w:rPr>
-          <w:rFonts w:ascii="Arial" w:hAnsi="Arial" w:cs="Arial"/>
-          <w:color w:val="000000"/>
-          <w:sz w:val="19"/>
-          <w:szCs w:val="19"/>
-        </w:rPr>
-        <w:t> can exist only within an instance of </w:t>
-      </w:r>
-      <w:proofErr w:type="spellStart"/>
-      <w:r>
-        <w:rPr>
-          <w:rStyle w:val="HTMLCode"/>
-          <w:rFonts w:ascii="Courier" w:hAnsi="Courier"/>
-          <w:color w:val="000000"/>
-        </w:rPr>
-        <w:t>OuterClass</w:t>
-      </w:r>
-      <w:proofErr w:type="spellEnd"/>
-      <w:r>
-        <w:rPr>
-          <w:rFonts w:ascii="Arial" w:hAnsi="Arial" w:cs="Arial"/>
-          <w:color w:val="000000"/>
-          <w:sz w:val="19"/>
-          <w:szCs w:val="19"/>
-        </w:rPr>
-        <w:t> and has direct access to the methods and fields of its enclosing instance.</w:t>
-      </w:r>
-    </w:p>
-    <w:p>
-      <w:pPr>
-        <w:pStyle w:val="NormalWeb"/>
-        <w:rPr>
-          <w:rFonts w:ascii="Arial" w:hAnsi="Arial" w:cs="Arial"/>
-          <w:color w:val="000000"/>
-          <w:sz w:val="19"/>
-          <w:szCs w:val="19"/>
-        </w:rPr>
-      </w:pPr>
-      <w:r>
-        <w:rPr>
-          <w:rFonts w:ascii="Arial" w:hAnsi="Arial" w:cs="Arial"/>
-          <w:color w:val="000000"/>
-          <w:sz w:val="19"/>
-          <w:szCs w:val="19"/>
-        </w:rPr>
         <w:t>To instantiate an inner class, you must first instantiate the outer class. Then, create the inner object within the outer object with this syntax:</w:t>
       </w:r>
     </w:p>
@@ -736,69 +641,11 @@
           <w:color w:val="000000"/>
         </w:rPr>
       </w:pPr>
-      <w:proofErr w:type="spellStart"/>
-      <w:r>
-        <w:rPr>
-          <w:color w:val="000000"/>
-        </w:rPr>
-        <w:t>OuterClass.InnerClass</w:t>
-      </w:r>
-      <w:proofErr w:type="spellEnd"/>
-      <w:r>
-        <w:rPr>
-          <w:color w:val="000000"/>
-        </w:rPr>
-        <w:t xml:space="preserve"> </w:t>
-      </w:r>
-      <w:proofErr w:type="spellStart"/>
-      <w:r>
-        <w:rPr>
-          <w:color w:val="000000"/>
-        </w:rPr>
-        <w:t>innerObject</w:t>
-      </w:r>
-      <w:proofErr w:type="spellEnd"/>
-      <w:r>
-        <w:rPr>
-          <w:color w:val="000000"/>
-        </w:rPr>
-        <w:t xml:space="preserve"> = </w:t>
-      </w:r>
-      <w:proofErr w:type="spellStart"/>
-      <w:r>
-        <w:rPr>
-          <w:color w:val="000000"/>
-        </w:rPr>
-        <w:t>outerObject.new</w:t>
-      </w:r>
-      <w:proofErr w:type="spellEnd"/>
-      <w:r>
-        <w:rPr>
-          <w:color w:val="000000"/>
-        </w:rPr>
-        <w:t xml:space="preserve"> </w:t>
-      </w:r>
-      <w:proofErr w:type="spellStart"/>
-      <w:proofErr w:type="gramStart"/>
-      <w:r>
-        <w:rPr>
-          <w:color w:val="000000"/>
-        </w:rPr>
-        <w:t>InnerClass</w:t>
-      </w:r>
-      <w:proofErr w:type="spellEnd"/>
-      <w:r>
-        <w:rPr>
-          <w:color w:val="000000"/>
-        </w:rPr>
-        <w:t>(</w:t>
-      </w:r>
-      <w:proofErr w:type="gramEnd"/>
-      <w:r>
-        <w:rPr>
-          <w:color w:val="000000"/>
-        </w:rPr>
-        <w:t>);</w:t>
+      <w:r>
+        <w:rPr>
+          <w:color w:val="000000"/>
+        </w:rPr>
+        <w:t>OuterClass.InnerClass innerObject = outerObject.new InnerClass();</w:t>
       </w:r>
     </w:p>
     <w:p>
@@ -923,60 +770,741 @@
         </w:rPr>
         <w:t> the declaration of the enclosing scope. You cannot refer to a shadowed declaration by its name alone. The following example, </w:t>
       </w:r>
-      <w:proofErr w:type="spellStart"/>
-      <w:r>
-        <w:rPr>
-          <w:rFonts w:ascii="Arial" w:hAnsi="Arial" w:cs="Arial"/>
-          <w:color w:val="000000"/>
-          <w:sz w:val="19"/>
-          <w:szCs w:val="19"/>
-        </w:rPr>
-        <w:fldChar w:fldCharType="begin"/>
-      </w:r>
-      <w:r>
-        <w:rPr>
-          <w:rFonts w:ascii="Arial" w:hAnsi="Arial" w:cs="Arial"/>
-          <w:color w:val="000000"/>
-          <w:sz w:val="19"/>
-          <w:szCs w:val="19"/>
-        </w:rPr>
-        <w:instrText xml:space="preserve"> HYPERLINK "https://docs.oracle.com/javase/tutorial/java/javaOO/examples/ShadowTest.java" \t "_blank" </w:instrText>
-      </w:r>
-      <w:r>
-        <w:rPr>
-          <w:rFonts w:ascii="Arial" w:hAnsi="Arial" w:cs="Arial"/>
-          <w:color w:val="000000"/>
-          <w:sz w:val="19"/>
-          <w:szCs w:val="19"/>
-        </w:rPr>
-        <w:fldChar w:fldCharType="separate"/>
+      <w:hyperlink r:id="rId7" w:tgtFrame="_blank" w:history="1">
+        <w:r>
+          <w:rPr>
+            <w:rStyle w:val="HTMLCode"/>
+            <w:rFonts w:ascii="Courier" w:hAnsi="Courier"/>
+            <w:color w:val="09569D"/>
+          </w:rPr>
+          <w:t>ShadowTest</w:t>
+        </w:r>
+      </w:hyperlink>
+      <w:r>
+        <w:rPr>
+          <w:rFonts w:ascii="Arial" w:hAnsi="Arial" w:cs="Arial"/>
+          <w:color w:val="000000"/>
+          <w:sz w:val="19"/>
+          <w:szCs w:val="19"/>
+        </w:rPr>
+        <w:t>, demonstrates this:</w:t>
+      </w:r>
+    </w:p>
+    <w:p>
+      <w:pPr>
+        <w:pStyle w:val="HTMLPreformatted"/>
+        <w:ind w:left="450" w:right="450"/>
+        <w:rPr>
+          <w:rFonts w:ascii="Courier" w:hAnsi="Courier"/>
+          <w:color w:val="000000"/>
+          <w:sz w:val="18"/>
+          <w:szCs w:val="18"/>
+        </w:rPr>
+      </w:pPr>
+      <w:r>
+        <w:rPr>
+          <w:rFonts w:ascii="Courier" w:hAnsi="Courier"/>
+          <w:color w:val="000000"/>
+          <w:sz w:val="18"/>
+          <w:szCs w:val="18"/>
+        </w:rPr>
+        <w:t xml:space="preserve"> </w:t>
+      </w:r>
+    </w:p>
+    <w:p>
+      <w:pPr>
+        <w:pStyle w:val="HTMLPreformatted"/>
+        <w:ind w:left="450" w:right="450"/>
+        <w:rPr>
+          <w:rFonts w:ascii="Courier" w:hAnsi="Courier"/>
+          <w:color w:val="000000"/>
+          <w:sz w:val="18"/>
+          <w:szCs w:val="18"/>
+        </w:rPr>
+      </w:pPr>
+      <w:r>
+        <w:rPr>
+          <w:rFonts w:ascii="Courier" w:hAnsi="Courier"/>
+          <w:color w:val="000000"/>
+          <w:sz w:val="18"/>
+          <w:szCs w:val="18"/>
+        </w:rPr>
+        <w:t>public class ShadowTest {</w:t>
+      </w:r>
+    </w:p>
+    <w:p>
+      <w:pPr>
+        <w:pStyle w:val="HTMLPreformatted"/>
+        <w:ind w:left="450" w:right="450"/>
+        <w:rPr>
+          <w:rFonts w:ascii="Courier" w:hAnsi="Courier"/>
+          <w:color w:val="000000"/>
+          <w:sz w:val="18"/>
+          <w:szCs w:val="18"/>
+        </w:rPr>
+      </w:pPr>
+    </w:p>
+    <w:p>
+      <w:pPr>
+        <w:pStyle w:val="HTMLPreformatted"/>
+        <w:ind w:left="450" w:right="450"/>
+        <w:rPr>
+          <w:rFonts w:ascii="Courier" w:hAnsi="Courier"/>
+          <w:color w:val="000000"/>
+          <w:sz w:val="18"/>
+          <w:szCs w:val="18"/>
+        </w:rPr>
+      </w:pPr>
+      <w:r>
+        <w:rPr>
+          <w:rFonts w:ascii="Courier" w:hAnsi="Courier"/>
+          <w:color w:val="000000"/>
+          <w:sz w:val="18"/>
+          <w:szCs w:val="18"/>
+        </w:rPr>
+        <w:t xml:space="preserve">    public int x = 0;</w:t>
+      </w:r>
+    </w:p>
+    <w:p>
+      <w:pPr>
+        <w:pStyle w:val="HTMLPreformatted"/>
+        <w:ind w:left="450" w:right="450"/>
+        <w:rPr>
+          <w:rFonts w:ascii="Courier" w:hAnsi="Courier"/>
+          <w:color w:val="000000"/>
+          <w:sz w:val="18"/>
+          <w:szCs w:val="18"/>
+        </w:rPr>
+      </w:pPr>
+    </w:p>
+    <w:p>
+      <w:pPr>
+        <w:pStyle w:val="HTMLPreformatted"/>
+        <w:ind w:left="450" w:right="450"/>
+        <w:rPr>
+          <w:rFonts w:ascii="Courier" w:hAnsi="Courier"/>
+          <w:color w:val="000000"/>
+          <w:sz w:val="18"/>
+          <w:szCs w:val="18"/>
+        </w:rPr>
+      </w:pPr>
+      <w:r>
+        <w:rPr>
+          <w:rFonts w:ascii="Courier" w:hAnsi="Courier"/>
+          <w:color w:val="000000"/>
+          <w:sz w:val="18"/>
+          <w:szCs w:val="18"/>
+        </w:rPr>
+        <w:t xml:space="preserve">    class FirstLevel {</w:t>
+      </w:r>
+    </w:p>
+    <w:p>
+      <w:pPr>
+        <w:pStyle w:val="HTMLPreformatted"/>
+        <w:ind w:left="450" w:right="450"/>
+        <w:rPr>
+          <w:rFonts w:ascii="Courier" w:hAnsi="Courier"/>
+          <w:color w:val="000000"/>
+          <w:sz w:val="18"/>
+          <w:szCs w:val="18"/>
+        </w:rPr>
+      </w:pPr>
+    </w:p>
+    <w:p>
+      <w:pPr>
+        <w:pStyle w:val="HTMLPreformatted"/>
+        <w:ind w:left="450" w:right="450"/>
+        <w:rPr>
+          <w:rFonts w:ascii="Courier" w:hAnsi="Courier"/>
+          <w:color w:val="000000"/>
+          <w:sz w:val="18"/>
+          <w:szCs w:val="18"/>
+        </w:rPr>
+      </w:pPr>
+      <w:r>
+        <w:rPr>
+          <w:rFonts w:ascii="Courier" w:hAnsi="Courier"/>
+          <w:color w:val="000000"/>
+          <w:sz w:val="18"/>
+          <w:szCs w:val="18"/>
+        </w:rPr>
+        <w:t xml:space="preserve">        public int x = 1;</w:t>
+      </w:r>
+    </w:p>
+    <w:p>
+      <w:pPr>
+        <w:pStyle w:val="HTMLPreformatted"/>
+        <w:ind w:left="450" w:right="450"/>
+        <w:rPr>
+          <w:rFonts w:ascii="Courier" w:hAnsi="Courier"/>
+          <w:color w:val="000000"/>
+          <w:sz w:val="18"/>
+          <w:szCs w:val="18"/>
+        </w:rPr>
+      </w:pPr>
+    </w:p>
+    <w:p>
+      <w:pPr>
+        <w:pStyle w:val="HTMLPreformatted"/>
+        <w:ind w:left="450" w:right="450"/>
+        <w:rPr>
+          <w:rFonts w:ascii="Courier" w:hAnsi="Courier"/>
+          <w:color w:val="000000"/>
+          <w:sz w:val="18"/>
+          <w:szCs w:val="18"/>
+        </w:rPr>
+      </w:pPr>
+      <w:r>
+        <w:rPr>
+          <w:rFonts w:ascii="Courier" w:hAnsi="Courier"/>
+          <w:color w:val="000000"/>
+          <w:sz w:val="18"/>
+          <w:szCs w:val="18"/>
+        </w:rPr>
+        <w:t xml:space="preserve">        void methodInFirstLevel(int x) {</w:t>
+      </w:r>
+    </w:p>
+    <w:p>
+      <w:pPr>
+        <w:pStyle w:val="HTMLPreformatted"/>
+        <w:ind w:left="450" w:right="450"/>
+        <w:rPr>
+          <w:rFonts w:ascii="Courier" w:hAnsi="Courier"/>
+          <w:color w:val="000000"/>
+          <w:sz w:val="18"/>
+          <w:szCs w:val="18"/>
+        </w:rPr>
+      </w:pPr>
+      <w:r>
+        <w:rPr>
+          <w:rFonts w:ascii="Courier" w:hAnsi="Courier"/>
+          <w:color w:val="000000"/>
+          <w:sz w:val="18"/>
+          <w:szCs w:val="18"/>
+        </w:rPr>
+        <w:t xml:space="preserve">            System.out.println("x = " + x);</w:t>
+      </w:r>
+    </w:p>
+    <w:p>
+      <w:pPr>
+        <w:pStyle w:val="HTMLPreformatted"/>
+        <w:ind w:left="450" w:right="450"/>
+        <w:rPr>
+          <w:rFonts w:ascii="Courier" w:hAnsi="Courier"/>
+          <w:color w:val="000000"/>
+          <w:sz w:val="18"/>
+          <w:szCs w:val="18"/>
+        </w:rPr>
+      </w:pPr>
+      <w:r>
+        <w:rPr>
+          <w:rFonts w:ascii="Courier" w:hAnsi="Courier"/>
+          <w:color w:val="000000"/>
+          <w:sz w:val="18"/>
+          <w:szCs w:val="18"/>
+        </w:rPr>
+        <w:t xml:space="preserve">            System.out.println("this.x = " + this.x);</w:t>
+      </w:r>
+    </w:p>
+    <w:p>
+      <w:pPr>
+        <w:pStyle w:val="HTMLPreformatted"/>
+        <w:ind w:left="450" w:right="450"/>
+        <w:rPr>
+          <w:rFonts w:ascii="Courier" w:hAnsi="Courier"/>
+          <w:color w:val="000000"/>
+          <w:sz w:val="18"/>
+          <w:szCs w:val="18"/>
+        </w:rPr>
+      </w:pPr>
+      <w:r>
+        <w:rPr>
+          <w:rFonts w:ascii="Courier" w:hAnsi="Courier"/>
+          <w:color w:val="000000"/>
+          <w:sz w:val="18"/>
+          <w:szCs w:val="18"/>
+        </w:rPr>
+        <w:t xml:space="preserve">            System.out.println("ShadowTest.this.x = " + ShadowTest.this.x);</w:t>
+      </w:r>
+    </w:p>
+    <w:p>
+      <w:pPr>
+        <w:pStyle w:val="HTMLPreformatted"/>
+        <w:ind w:left="450" w:right="450"/>
+        <w:rPr>
+          <w:rFonts w:ascii="Courier" w:hAnsi="Courier"/>
+          <w:color w:val="000000"/>
+          <w:sz w:val="18"/>
+          <w:szCs w:val="18"/>
+        </w:rPr>
+      </w:pPr>
+      <w:r>
+        <w:rPr>
+          <w:rFonts w:ascii="Courier" w:hAnsi="Courier"/>
+          <w:color w:val="000000"/>
+          <w:sz w:val="18"/>
+          <w:szCs w:val="18"/>
+        </w:rPr>
+        <w:t xml:space="preserve">        }</w:t>
+      </w:r>
+    </w:p>
+    <w:p>
+      <w:pPr>
+        <w:pStyle w:val="HTMLPreformatted"/>
+        <w:ind w:left="450" w:right="450"/>
+        <w:rPr>
+          <w:rFonts w:ascii="Courier" w:hAnsi="Courier"/>
+          <w:color w:val="000000"/>
+          <w:sz w:val="18"/>
+          <w:szCs w:val="18"/>
+        </w:rPr>
+      </w:pPr>
+      <w:r>
+        <w:rPr>
+          <w:rFonts w:ascii="Courier" w:hAnsi="Courier"/>
+          <w:color w:val="000000"/>
+          <w:sz w:val="18"/>
+          <w:szCs w:val="18"/>
+        </w:rPr>
+        <w:t xml:space="preserve">    }</w:t>
+      </w:r>
+    </w:p>
+    <w:p>
+      <w:pPr>
+        <w:pStyle w:val="HTMLPreformatted"/>
+        <w:ind w:left="450" w:right="450"/>
+        <w:rPr>
+          <w:rFonts w:ascii="Courier" w:hAnsi="Courier"/>
+          <w:color w:val="000000"/>
+          <w:sz w:val="18"/>
+          <w:szCs w:val="18"/>
+        </w:rPr>
+      </w:pPr>
+    </w:p>
+    <w:p>
+      <w:pPr>
+        <w:pStyle w:val="HTMLPreformatted"/>
+        <w:ind w:left="450" w:right="450"/>
+        <w:rPr>
+          <w:rFonts w:ascii="Courier" w:hAnsi="Courier"/>
+          <w:color w:val="000000"/>
+          <w:sz w:val="18"/>
+          <w:szCs w:val="18"/>
+        </w:rPr>
+      </w:pPr>
+      <w:r>
+        <w:rPr>
+          <w:rFonts w:ascii="Courier" w:hAnsi="Courier"/>
+          <w:color w:val="000000"/>
+          <w:sz w:val="18"/>
+          <w:szCs w:val="18"/>
+        </w:rPr>
+        <w:t xml:space="preserve">    public static void main(String... args) {</w:t>
+      </w:r>
+    </w:p>
+    <w:p>
+      <w:pPr>
+        <w:pStyle w:val="HTMLPreformatted"/>
+        <w:ind w:left="450" w:right="450"/>
+        <w:rPr>
+          <w:rFonts w:ascii="Courier" w:hAnsi="Courier"/>
+          <w:color w:val="000000"/>
+          <w:sz w:val="18"/>
+          <w:szCs w:val="18"/>
+        </w:rPr>
+      </w:pPr>
+      <w:r>
+        <w:rPr>
+          <w:rFonts w:ascii="Courier" w:hAnsi="Courier"/>
+          <w:color w:val="000000"/>
+          <w:sz w:val="18"/>
+          <w:szCs w:val="18"/>
+        </w:rPr>
+        <w:t xml:space="preserve">        ShadowTest st = new ShadowTest();</w:t>
+      </w:r>
+    </w:p>
+    <w:p>
+      <w:pPr>
+        <w:pStyle w:val="HTMLPreformatted"/>
+        <w:ind w:left="450" w:right="450"/>
+        <w:rPr>
+          <w:rFonts w:ascii="Courier" w:hAnsi="Courier"/>
+          <w:color w:val="000000"/>
+          <w:sz w:val="18"/>
+          <w:szCs w:val="18"/>
+        </w:rPr>
+      </w:pPr>
+      <w:r>
+        <w:rPr>
+          <w:rFonts w:ascii="Courier" w:hAnsi="Courier"/>
+          <w:color w:val="000000"/>
+          <w:sz w:val="18"/>
+          <w:szCs w:val="18"/>
+        </w:rPr>
+        <w:t xml:space="preserve">        ShadowTest.FirstLevel fl = st.new FirstLevel();</w:t>
+      </w:r>
+    </w:p>
+    <w:p>
+      <w:pPr>
+        <w:pStyle w:val="HTMLPreformatted"/>
+        <w:ind w:left="450" w:right="450"/>
+        <w:rPr>
+          <w:rFonts w:ascii="Courier" w:hAnsi="Courier"/>
+          <w:color w:val="000000"/>
+          <w:sz w:val="18"/>
+          <w:szCs w:val="18"/>
+        </w:rPr>
+      </w:pPr>
+      <w:r>
+        <w:rPr>
+          <w:rFonts w:ascii="Courier" w:hAnsi="Courier"/>
+          <w:color w:val="000000"/>
+          <w:sz w:val="18"/>
+          <w:szCs w:val="18"/>
+        </w:rPr>
+        <w:t xml:space="preserve">        fl.methodInFirstLevel(23);</w:t>
+      </w:r>
+    </w:p>
+    <w:p>
+      <w:pPr>
+        <w:pStyle w:val="HTMLPreformatted"/>
+        <w:ind w:left="450" w:right="450"/>
+        <w:rPr>
+          <w:rFonts w:ascii="Courier" w:hAnsi="Courier"/>
+          <w:color w:val="000000"/>
+          <w:sz w:val="18"/>
+          <w:szCs w:val="18"/>
+        </w:rPr>
+      </w:pPr>
+      <w:r>
+        <w:rPr>
+          <w:rFonts w:ascii="Courier" w:hAnsi="Courier"/>
+          <w:color w:val="000000"/>
+          <w:sz w:val="18"/>
+          <w:szCs w:val="18"/>
+        </w:rPr>
+        <w:t xml:space="preserve">    }</w:t>
+      </w:r>
+    </w:p>
+    <w:p>
+      <w:pPr>
+        <w:pStyle w:val="HTMLPreformatted"/>
+        <w:ind w:left="450" w:right="450"/>
+        <w:rPr>
+          <w:rFonts w:ascii="Courier" w:hAnsi="Courier"/>
+          <w:color w:val="000000"/>
+          <w:sz w:val="18"/>
+          <w:szCs w:val="18"/>
+        </w:rPr>
+      </w:pPr>
+      <w:r>
+        <w:rPr>
+          <w:rFonts w:ascii="Courier" w:hAnsi="Courier"/>
+          <w:color w:val="000000"/>
+          <w:sz w:val="18"/>
+          <w:szCs w:val="18"/>
+        </w:rPr>
+        <w:t>}</w:t>
+      </w:r>
+    </w:p>
+    <w:p>
+      <w:pPr>
+        <w:pStyle w:val="NormalWeb"/>
+        <w:rPr>
+          <w:rFonts w:ascii="Arial" w:hAnsi="Arial" w:cs="Arial"/>
+          <w:color w:val="000000"/>
+          <w:sz w:val="19"/>
+          <w:szCs w:val="19"/>
+        </w:rPr>
+      </w:pPr>
+      <w:r>
+        <w:rPr>
+          <w:rFonts w:ascii="Arial" w:hAnsi="Arial" w:cs="Arial"/>
+          <w:color w:val="000000"/>
+          <w:sz w:val="19"/>
+          <w:szCs w:val="19"/>
+        </w:rPr>
+        <w:t>The following is the output of this example:</w:t>
+      </w:r>
+    </w:p>
+    <w:p>
+      <w:pPr>
+        <w:pStyle w:val="HTMLPreformatted"/>
+        <w:ind w:left="450" w:right="450"/>
+        <w:rPr>
+          <w:rFonts w:ascii="Courier" w:hAnsi="Courier"/>
+          <w:color w:val="000000"/>
+          <w:sz w:val="18"/>
+          <w:szCs w:val="18"/>
+        </w:rPr>
+      </w:pPr>
+      <w:r>
+        <w:rPr>
+          <w:rFonts w:ascii="Courier" w:hAnsi="Courier"/>
+          <w:color w:val="000000"/>
+          <w:sz w:val="18"/>
+          <w:szCs w:val="18"/>
+        </w:rPr>
+        <w:t>x = 23</w:t>
+      </w:r>
+    </w:p>
+    <w:p>
+      <w:pPr>
+        <w:pStyle w:val="HTMLPreformatted"/>
+        <w:ind w:left="450" w:right="450"/>
+        <w:rPr>
+          <w:rFonts w:ascii="Courier" w:hAnsi="Courier"/>
+          <w:color w:val="000000"/>
+          <w:sz w:val="18"/>
+          <w:szCs w:val="18"/>
+        </w:rPr>
+      </w:pPr>
+      <w:r>
+        <w:rPr>
+          <w:rFonts w:ascii="Courier" w:hAnsi="Courier"/>
+          <w:color w:val="000000"/>
+          <w:sz w:val="18"/>
+          <w:szCs w:val="18"/>
+        </w:rPr>
+        <w:t>this.x = 1</w:t>
+      </w:r>
+    </w:p>
+    <w:p>
+      <w:pPr>
+        <w:pStyle w:val="HTMLPreformatted"/>
+        <w:ind w:left="450" w:right="450"/>
+        <w:rPr>
+          <w:rFonts w:ascii="Courier" w:hAnsi="Courier"/>
+          <w:color w:val="000000"/>
+          <w:sz w:val="18"/>
+          <w:szCs w:val="18"/>
+        </w:rPr>
+      </w:pPr>
+      <w:r>
+        <w:rPr>
+          <w:rFonts w:ascii="Courier" w:hAnsi="Courier"/>
+          <w:color w:val="000000"/>
+          <w:sz w:val="18"/>
+          <w:szCs w:val="18"/>
+        </w:rPr>
+        <w:t>ShadowTest.this.x = 0</w:t>
+      </w:r>
+    </w:p>
+    <w:p>
+      <w:pPr>
+        <w:pStyle w:val="NormalWeb"/>
+        <w:rPr>
+          <w:rFonts w:ascii="Arial" w:hAnsi="Arial" w:cs="Arial"/>
+          <w:color w:val="000000"/>
+          <w:sz w:val="19"/>
+          <w:szCs w:val="19"/>
+        </w:rPr>
+      </w:pPr>
+      <w:r>
+        <w:rPr>
+          <w:rFonts w:ascii="Arial" w:hAnsi="Arial" w:cs="Arial"/>
+          <w:color w:val="000000"/>
+          <w:sz w:val="19"/>
+          <w:szCs w:val="19"/>
+        </w:rPr>
+        <w:t>This example defines three variables named </w:t>
       </w:r>
       <w:r>
         <w:rPr>
           <w:rStyle w:val="HTMLCode"/>
           <w:rFonts w:ascii="Courier" w:hAnsi="Courier"/>
-          <w:color w:val="09569D"/>
+          <w:color w:val="000000"/>
+        </w:rPr>
+        <w:t>x</w:t>
+      </w:r>
+      <w:r>
+        <w:rPr>
+          <w:rFonts w:ascii="Arial" w:hAnsi="Arial" w:cs="Arial"/>
+          <w:color w:val="000000"/>
+          <w:sz w:val="19"/>
+          <w:szCs w:val="19"/>
+        </w:rPr>
+        <w:t>: the member variable of the class </w:t>
+      </w:r>
+      <w:r>
+        <w:rPr>
+          <w:rStyle w:val="HTMLCode"/>
+          <w:rFonts w:ascii="Courier" w:hAnsi="Courier"/>
+          <w:color w:val="000000"/>
         </w:rPr>
         <w:t>ShadowTest</w:t>
       </w:r>
-      <w:proofErr w:type="spellEnd"/>
-      <w:r>
-        <w:rPr>
-          <w:rFonts w:ascii="Arial" w:hAnsi="Arial" w:cs="Arial"/>
-          <w:color w:val="000000"/>
-          <w:sz w:val="19"/>
-          <w:szCs w:val="19"/>
-        </w:rPr>
-        <w:fldChar w:fldCharType="end"/>
-      </w:r>
-      <w:r>
-        <w:rPr>
-          <w:rFonts w:ascii="Arial" w:hAnsi="Arial" w:cs="Arial"/>
-          <w:color w:val="000000"/>
-          <w:sz w:val="19"/>
-          <w:szCs w:val="19"/>
-        </w:rPr>
-        <w:t>, demonstrates this:</w:t>
+      <w:r>
+        <w:rPr>
+          <w:rFonts w:ascii="Arial" w:hAnsi="Arial" w:cs="Arial"/>
+          <w:color w:val="000000"/>
+          <w:sz w:val="19"/>
+          <w:szCs w:val="19"/>
+        </w:rPr>
+        <w:t>, the member variable of the inner class </w:t>
+      </w:r>
+      <w:r>
+        <w:rPr>
+          <w:rStyle w:val="HTMLCode"/>
+          <w:rFonts w:ascii="Courier" w:hAnsi="Courier"/>
+          <w:color w:val="000000"/>
+        </w:rPr>
+        <w:t>FirstLevel</w:t>
+      </w:r>
+      <w:r>
+        <w:rPr>
+          <w:rFonts w:ascii="Arial" w:hAnsi="Arial" w:cs="Arial"/>
+          <w:color w:val="000000"/>
+          <w:sz w:val="19"/>
+          <w:szCs w:val="19"/>
+        </w:rPr>
+        <w:t>, and the parameter in the method </w:t>
+      </w:r>
+      <w:r>
+        <w:rPr>
+          <w:rStyle w:val="HTMLCode"/>
+          <w:rFonts w:ascii="Courier" w:hAnsi="Courier"/>
+          <w:color w:val="000000"/>
+        </w:rPr>
+        <w:t>methodInFirstLevel</w:t>
+      </w:r>
+      <w:r>
+        <w:rPr>
+          <w:rFonts w:ascii="Arial" w:hAnsi="Arial" w:cs="Arial"/>
+          <w:color w:val="000000"/>
+          <w:sz w:val="19"/>
+          <w:szCs w:val="19"/>
+        </w:rPr>
+        <w:t>. The variable </w:t>
+      </w:r>
+      <w:r>
+        <w:rPr>
+          <w:rStyle w:val="HTMLCode"/>
+          <w:rFonts w:ascii="Courier" w:hAnsi="Courier"/>
+          <w:color w:val="000000"/>
+        </w:rPr>
+        <w:t>x</w:t>
+      </w:r>
+      <w:r>
+        <w:rPr>
+          <w:rFonts w:ascii="Arial" w:hAnsi="Arial" w:cs="Arial"/>
+          <w:color w:val="000000"/>
+          <w:sz w:val="19"/>
+          <w:szCs w:val="19"/>
+        </w:rPr>
+        <w:t> defined as a parameter of the method </w:t>
+      </w:r>
+      <w:r>
+        <w:rPr>
+          <w:rStyle w:val="HTMLCode"/>
+          <w:rFonts w:ascii="Courier" w:hAnsi="Courier"/>
+          <w:color w:val="000000"/>
+        </w:rPr>
+        <w:t>methodInFirstLevel</w:t>
+      </w:r>
+      <w:r>
+        <w:rPr>
+          <w:rFonts w:ascii="Arial" w:hAnsi="Arial" w:cs="Arial"/>
+          <w:color w:val="000000"/>
+          <w:sz w:val="19"/>
+          <w:szCs w:val="19"/>
+        </w:rPr>
+        <w:t> shadows the variable of the inner class </w:t>
+      </w:r>
+      <w:r>
+        <w:rPr>
+          <w:rStyle w:val="HTMLCode"/>
+          <w:rFonts w:ascii="Courier" w:hAnsi="Courier"/>
+          <w:color w:val="000000"/>
+        </w:rPr>
+        <w:t>FirstLevel</w:t>
+      </w:r>
+      <w:r>
+        <w:rPr>
+          <w:rFonts w:ascii="Arial" w:hAnsi="Arial" w:cs="Arial"/>
+          <w:color w:val="000000"/>
+          <w:sz w:val="19"/>
+          <w:szCs w:val="19"/>
+        </w:rPr>
+        <w:t>. Consequently, when you use the variable </w:t>
+      </w:r>
+      <w:r>
+        <w:rPr>
+          <w:rStyle w:val="HTMLCode"/>
+          <w:rFonts w:ascii="Courier" w:hAnsi="Courier"/>
+          <w:color w:val="000000"/>
+        </w:rPr>
+        <w:t>x</w:t>
+      </w:r>
+      <w:r>
+        <w:rPr>
+          <w:rFonts w:ascii="Arial" w:hAnsi="Arial" w:cs="Arial"/>
+          <w:color w:val="000000"/>
+          <w:sz w:val="19"/>
+          <w:szCs w:val="19"/>
+        </w:rPr>
+        <w:t> in the method </w:t>
+      </w:r>
+      <w:r>
+        <w:rPr>
+          <w:rStyle w:val="HTMLCode"/>
+          <w:rFonts w:ascii="Courier" w:hAnsi="Courier"/>
+          <w:color w:val="000000"/>
+        </w:rPr>
+        <w:t>methodInFirstLevel</w:t>
+      </w:r>
+      <w:r>
+        <w:rPr>
+          <w:rFonts w:ascii="Arial" w:hAnsi="Arial" w:cs="Arial"/>
+          <w:color w:val="000000"/>
+          <w:sz w:val="19"/>
+          <w:szCs w:val="19"/>
+        </w:rPr>
+        <w:t xml:space="preserve">, it </w:t>
+      </w:r>
+      <w:r>
+        <w:rPr>
+          <w:rFonts w:ascii="Arial" w:hAnsi="Arial" w:cs="Arial"/>
+          <w:color w:val="000000"/>
+          <w:sz w:val="19"/>
+          <w:szCs w:val="19"/>
+        </w:rPr>
+        <w:lastRenderedPageBreak/>
+        <w:t>refers to the method parameter. To refer to the member variable of the inner class </w:t>
+      </w:r>
+      <w:r>
+        <w:rPr>
+          <w:rStyle w:val="HTMLCode"/>
+          <w:rFonts w:ascii="Courier" w:hAnsi="Courier"/>
+          <w:color w:val="000000"/>
+        </w:rPr>
+        <w:t>FirstLevel</w:t>
+      </w:r>
+      <w:r>
+        <w:rPr>
+          <w:rFonts w:ascii="Arial" w:hAnsi="Arial" w:cs="Arial"/>
+          <w:color w:val="000000"/>
+          <w:sz w:val="19"/>
+          <w:szCs w:val="19"/>
+        </w:rPr>
+        <w:t>, use the keyword </w:t>
+      </w:r>
+      <w:r>
+        <w:rPr>
+          <w:rStyle w:val="HTMLCode"/>
+          <w:rFonts w:ascii="Courier" w:hAnsi="Courier"/>
+          <w:color w:val="000000"/>
+        </w:rPr>
+        <w:t>this</w:t>
+      </w:r>
+      <w:r>
+        <w:rPr>
+          <w:rFonts w:ascii="Arial" w:hAnsi="Arial" w:cs="Arial"/>
+          <w:color w:val="000000"/>
+          <w:sz w:val="19"/>
+          <w:szCs w:val="19"/>
+        </w:rPr>
+        <w:t> to represent the enclosing scope:</w:t>
       </w:r>
     </w:p>
     <w:p>
@@ -997,7 +1525,61 @@
           <w:sz w:val="18"/>
           <w:szCs w:val="18"/>
         </w:rPr>
-        <w:t xml:space="preserve"> </w:t>
+        <w:t>System.out.println("this.x = " + this.x);</w:t>
+      </w:r>
+    </w:p>
+    <w:p>
+      <w:pPr>
+        <w:pStyle w:val="NormalWeb"/>
+        <w:rPr>
+          <w:rFonts w:ascii="Arial" w:hAnsi="Arial" w:cs="Arial"/>
+          <w:color w:val="000000"/>
+          <w:sz w:val="19"/>
+          <w:szCs w:val="19"/>
+        </w:rPr>
+      </w:pPr>
+      <w:r>
+        <w:rPr>
+          <w:rFonts w:ascii="Arial" w:hAnsi="Arial" w:cs="Arial"/>
+          <w:color w:val="000000"/>
+          <w:sz w:val="19"/>
+          <w:szCs w:val="19"/>
+        </w:rPr>
+        <w:t>Refer to member variables that enclose larger scopes by the class name to which they belong. For example, the following statement accesses the member variable of the class </w:t>
+      </w:r>
+      <w:r>
+        <w:rPr>
+          <w:rStyle w:val="HTMLCode"/>
+          <w:rFonts w:ascii="Courier" w:hAnsi="Courier"/>
+          <w:color w:val="000000"/>
+        </w:rPr>
+        <w:t>ShadowTest</w:t>
+      </w:r>
+      <w:r>
+        <w:rPr>
+          <w:rFonts w:ascii="Arial" w:hAnsi="Arial" w:cs="Arial"/>
+          <w:color w:val="000000"/>
+          <w:sz w:val="19"/>
+          <w:szCs w:val="19"/>
+        </w:rPr>
+        <w:t> from the method </w:t>
+      </w:r>
+      <w:r>
+        <w:rPr>
+          <w:rStyle w:val="HTMLCode"/>
+          <w:rFonts w:ascii="Courier" w:hAnsi="Courier"/>
+          <w:color w:val="000000"/>
+        </w:rPr>
+        <w:t>methodInFirstLevel</w:t>
+      </w:r>
+      <w:r>
+        <w:rPr>
+          <w:rFonts w:ascii="Arial" w:hAnsi="Arial" w:cs="Arial"/>
+          <w:color w:val="000000"/>
+          <w:sz w:val="19"/>
+          <w:szCs w:val="19"/>
+        </w:rPr>
+        <w:t>:</w:t>
       </w:r>
     </w:p>
     <w:p>
@@ -1011,1557 +1593,14 @@
           <w:szCs w:val="18"/>
         </w:rPr>
       </w:pPr>
-      <w:proofErr w:type="gramStart"/>
-      <w:r>
-        <w:rPr>
-          <w:rFonts w:ascii="Courier" w:hAnsi="Courier"/>
-          <w:color w:val="000000"/>
-          <w:sz w:val="18"/>
-          <w:szCs w:val="18"/>
-        </w:rPr>
-        <w:t>public</w:t>
-      </w:r>
-      <w:proofErr w:type="gramEnd"/>
-      <w:r>
-        <w:rPr>
-          <w:rFonts w:ascii="Courier" w:hAnsi="Courier"/>
-          <w:color w:val="000000"/>
-          <w:sz w:val="18"/>
-          <w:szCs w:val="18"/>
-        </w:rPr>
-        <w:t xml:space="preserve"> class </w:t>
-      </w:r>
-      <w:proofErr w:type="spellStart"/>
-      <w:r>
-        <w:rPr>
-          <w:rFonts w:ascii="Courier" w:hAnsi="Courier"/>
-          <w:color w:val="000000"/>
-          <w:sz w:val="18"/>
-          <w:szCs w:val="18"/>
-        </w:rPr>
-        <w:t>ShadowTest</w:t>
-      </w:r>
-      <w:proofErr w:type="spellEnd"/>
-      <w:r>
-        <w:rPr>
-          <w:rFonts w:ascii="Courier" w:hAnsi="Courier"/>
-          <w:color w:val="000000"/>
-          <w:sz w:val="18"/>
-          <w:szCs w:val="18"/>
-        </w:rPr>
-        <w:t xml:space="preserve"> {</w:t>
-      </w:r>
-    </w:p>
-    <w:p>
-      <w:pPr>
-        <w:pStyle w:val="HTMLPreformatted"/>
-        <w:ind w:left="450" w:right="450"/>
-        <w:rPr>
-          <w:rFonts w:ascii="Courier" w:hAnsi="Courier"/>
-          <w:color w:val="000000"/>
-          <w:sz w:val="18"/>
-          <w:szCs w:val="18"/>
-        </w:rPr>
-      </w:pPr>
-    </w:p>
-    <w:p>
-      <w:pPr>
-        <w:pStyle w:val="HTMLPreformatted"/>
-        <w:ind w:left="450" w:right="450"/>
-        <w:rPr>
-          <w:rFonts w:ascii="Courier" w:hAnsi="Courier"/>
-          <w:color w:val="000000"/>
-          <w:sz w:val="18"/>
-          <w:szCs w:val="18"/>
-        </w:rPr>
-      </w:pPr>
-      <w:r>
-        <w:rPr>
-          <w:rFonts w:ascii="Courier" w:hAnsi="Courier"/>
-          <w:color w:val="000000"/>
-          <w:sz w:val="18"/>
-          <w:szCs w:val="18"/>
-        </w:rPr>
-        <w:t xml:space="preserve">    </w:t>
-      </w:r>
-      <w:proofErr w:type="gramStart"/>
-      <w:r>
-        <w:rPr>
-          <w:rFonts w:ascii="Courier" w:hAnsi="Courier"/>
-          <w:color w:val="000000"/>
-          <w:sz w:val="18"/>
-          <w:szCs w:val="18"/>
-        </w:rPr>
-        <w:t>public</w:t>
-      </w:r>
-      <w:proofErr w:type="gramEnd"/>
-      <w:r>
-        <w:rPr>
-          <w:rFonts w:ascii="Courier" w:hAnsi="Courier"/>
-          <w:color w:val="000000"/>
-          <w:sz w:val="18"/>
-          <w:szCs w:val="18"/>
-        </w:rPr>
-        <w:t xml:space="preserve"> </w:t>
-      </w:r>
-      <w:proofErr w:type="spellStart"/>
-      <w:r>
-        <w:rPr>
-          <w:rFonts w:ascii="Courier" w:hAnsi="Courier"/>
-          <w:color w:val="000000"/>
-          <w:sz w:val="18"/>
-          <w:szCs w:val="18"/>
-        </w:rPr>
-        <w:t>int</w:t>
-      </w:r>
-      <w:proofErr w:type="spellEnd"/>
-      <w:r>
-        <w:rPr>
-          <w:rFonts w:ascii="Courier" w:hAnsi="Courier"/>
-          <w:color w:val="000000"/>
-          <w:sz w:val="18"/>
-          <w:szCs w:val="18"/>
-        </w:rPr>
-        <w:t xml:space="preserve"> x = 0;</w:t>
-      </w:r>
-    </w:p>
-    <w:p>
-      <w:pPr>
-        <w:pStyle w:val="HTMLPreformatted"/>
-        <w:ind w:left="450" w:right="450"/>
-        <w:rPr>
-          <w:rFonts w:ascii="Courier" w:hAnsi="Courier"/>
-          <w:color w:val="000000"/>
-          <w:sz w:val="18"/>
-          <w:szCs w:val="18"/>
-        </w:rPr>
-      </w:pPr>
-    </w:p>
-    <w:p>
-      <w:pPr>
-        <w:pStyle w:val="HTMLPreformatted"/>
-        <w:ind w:left="450" w:right="450"/>
-        <w:rPr>
-          <w:rFonts w:ascii="Courier" w:hAnsi="Courier"/>
-          <w:color w:val="000000"/>
-          <w:sz w:val="18"/>
-          <w:szCs w:val="18"/>
-        </w:rPr>
-      </w:pPr>
-      <w:r>
-        <w:rPr>
-          <w:rFonts w:ascii="Courier" w:hAnsi="Courier"/>
-          <w:color w:val="000000"/>
-          <w:sz w:val="18"/>
-          <w:szCs w:val="18"/>
-        </w:rPr>
-        <w:t xml:space="preserve">    </w:t>
-      </w:r>
-      <w:proofErr w:type="gramStart"/>
-      <w:r>
-        <w:rPr>
-          <w:rFonts w:ascii="Courier" w:hAnsi="Courier"/>
-          <w:color w:val="000000"/>
-          <w:sz w:val="18"/>
-          <w:szCs w:val="18"/>
-        </w:rPr>
-        <w:t>class</w:t>
-      </w:r>
-      <w:proofErr w:type="gramEnd"/>
-      <w:r>
-        <w:rPr>
-          <w:rFonts w:ascii="Courier" w:hAnsi="Courier"/>
-          <w:color w:val="000000"/>
-          <w:sz w:val="18"/>
-          <w:szCs w:val="18"/>
-        </w:rPr>
-        <w:t xml:space="preserve"> </w:t>
-      </w:r>
-      <w:proofErr w:type="spellStart"/>
-      <w:r>
-        <w:rPr>
-          <w:rFonts w:ascii="Courier" w:hAnsi="Courier"/>
-          <w:color w:val="000000"/>
-          <w:sz w:val="18"/>
-          <w:szCs w:val="18"/>
-        </w:rPr>
-        <w:t>FirstLevel</w:t>
-      </w:r>
-      <w:proofErr w:type="spellEnd"/>
-      <w:r>
-        <w:rPr>
-          <w:rFonts w:ascii="Courier" w:hAnsi="Courier"/>
-          <w:color w:val="000000"/>
-          <w:sz w:val="18"/>
-          <w:szCs w:val="18"/>
-        </w:rPr>
-        <w:t xml:space="preserve"> {</w:t>
-      </w:r>
-    </w:p>
-    <w:p>
-      <w:pPr>
-        <w:pStyle w:val="HTMLPreformatted"/>
-        <w:ind w:left="450" w:right="450"/>
-        <w:rPr>
-          <w:rFonts w:ascii="Courier" w:hAnsi="Courier"/>
-          <w:color w:val="000000"/>
-          <w:sz w:val="18"/>
-          <w:szCs w:val="18"/>
-        </w:rPr>
-      </w:pPr>
-    </w:p>
-    <w:p>
-      <w:pPr>
-        <w:pStyle w:val="HTMLPreformatted"/>
-        <w:ind w:left="450" w:right="450"/>
-        <w:rPr>
-          <w:rFonts w:ascii="Courier" w:hAnsi="Courier"/>
-          <w:color w:val="000000"/>
-          <w:sz w:val="18"/>
-          <w:szCs w:val="18"/>
-        </w:rPr>
-      </w:pPr>
-      <w:r>
-        <w:rPr>
-          <w:rFonts w:ascii="Courier" w:hAnsi="Courier"/>
-          <w:color w:val="000000"/>
-          <w:sz w:val="18"/>
-          <w:szCs w:val="18"/>
-        </w:rPr>
-        <w:t xml:space="preserve">        </w:t>
-      </w:r>
-      <w:proofErr w:type="gramStart"/>
-      <w:r>
-        <w:rPr>
-          <w:rFonts w:ascii="Courier" w:hAnsi="Courier"/>
-          <w:color w:val="000000"/>
-          <w:sz w:val="18"/>
-          <w:szCs w:val="18"/>
-        </w:rPr>
-        <w:t>public</w:t>
-      </w:r>
-      <w:proofErr w:type="gramEnd"/>
-      <w:r>
-        <w:rPr>
-          <w:rFonts w:ascii="Courier" w:hAnsi="Courier"/>
-          <w:color w:val="000000"/>
-          <w:sz w:val="18"/>
-          <w:szCs w:val="18"/>
-        </w:rPr>
-        <w:t xml:space="preserve"> </w:t>
-      </w:r>
-      <w:proofErr w:type="spellStart"/>
-      <w:r>
-        <w:rPr>
-          <w:rFonts w:ascii="Courier" w:hAnsi="Courier"/>
-          <w:color w:val="000000"/>
-          <w:sz w:val="18"/>
-          <w:szCs w:val="18"/>
-        </w:rPr>
-        <w:t>int</w:t>
-      </w:r>
-      <w:proofErr w:type="spellEnd"/>
-      <w:r>
-        <w:rPr>
-          <w:rFonts w:ascii="Courier" w:hAnsi="Courier"/>
-          <w:color w:val="000000"/>
-          <w:sz w:val="18"/>
-          <w:szCs w:val="18"/>
-        </w:rPr>
-        <w:t xml:space="preserve"> x = 1;</w:t>
-      </w:r>
-    </w:p>
-    <w:p>
-      <w:pPr>
-        <w:pStyle w:val="HTMLPreformatted"/>
-        <w:ind w:left="450" w:right="450"/>
-        <w:rPr>
-          <w:rFonts w:ascii="Courier" w:hAnsi="Courier"/>
-          <w:color w:val="000000"/>
-          <w:sz w:val="18"/>
-          <w:szCs w:val="18"/>
-        </w:rPr>
-      </w:pPr>
-    </w:p>
-    <w:p>
-      <w:pPr>
-        <w:pStyle w:val="HTMLPreformatted"/>
-        <w:ind w:left="450" w:right="450"/>
-        <w:rPr>
-          <w:rFonts w:ascii="Courier" w:hAnsi="Courier"/>
-          <w:color w:val="000000"/>
-          <w:sz w:val="18"/>
-          <w:szCs w:val="18"/>
-        </w:rPr>
-      </w:pPr>
-      <w:r>
-        <w:rPr>
-          <w:rFonts w:ascii="Courier" w:hAnsi="Courier"/>
-          <w:color w:val="000000"/>
-          <w:sz w:val="18"/>
-          <w:szCs w:val="18"/>
-        </w:rPr>
-        <w:t xml:space="preserve">        </w:t>
-      </w:r>
-      <w:proofErr w:type="gramStart"/>
-      <w:r>
-        <w:rPr>
-          <w:rFonts w:ascii="Courier" w:hAnsi="Courier"/>
-          <w:color w:val="000000"/>
-          <w:sz w:val="18"/>
-          <w:szCs w:val="18"/>
-        </w:rPr>
-        <w:t>void</w:t>
-      </w:r>
-      <w:proofErr w:type="gramEnd"/>
-      <w:r>
-        <w:rPr>
-          <w:rFonts w:ascii="Courier" w:hAnsi="Courier"/>
-          <w:color w:val="000000"/>
-          <w:sz w:val="18"/>
-          <w:szCs w:val="18"/>
-        </w:rPr>
-        <w:t xml:space="preserve"> </w:t>
-      </w:r>
-      <w:proofErr w:type="spellStart"/>
-      <w:r>
-        <w:rPr>
-          <w:rFonts w:ascii="Courier" w:hAnsi="Courier"/>
-          <w:color w:val="000000"/>
-          <w:sz w:val="18"/>
-          <w:szCs w:val="18"/>
-        </w:rPr>
-        <w:t>methodInFirstLevel</w:t>
-      </w:r>
-      <w:proofErr w:type="spellEnd"/>
-      <w:r>
-        <w:rPr>
-          <w:rFonts w:ascii="Courier" w:hAnsi="Courier"/>
-          <w:color w:val="000000"/>
-          <w:sz w:val="18"/>
-          <w:szCs w:val="18"/>
-        </w:rPr>
-        <w:t>(</w:t>
-      </w:r>
-      <w:proofErr w:type="spellStart"/>
-      <w:r>
-        <w:rPr>
-          <w:rFonts w:ascii="Courier" w:hAnsi="Courier"/>
-          <w:color w:val="000000"/>
-          <w:sz w:val="18"/>
-          <w:szCs w:val="18"/>
-        </w:rPr>
-        <w:t>int</w:t>
-      </w:r>
-      <w:proofErr w:type="spellEnd"/>
-      <w:r>
-        <w:rPr>
-          <w:rFonts w:ascii="Courier" w:hAnsi="Courier"/>
-          <w:color w:val="000000"/>
-          <w:sz w:val="18"/>
-          <w:szCs w:val="18"/>
-        </w:rPr>
-        <w:t xml:space="preserve"> x) {</w:t>
-      </w:r>
-    </w:p>
-    <w:p>
-      <w:pPr>
-        <w:pStyle w:val="HTMLPreformatted"/>
-        <w:ind w:left="450" w:right="450"/>
-        <w:rPr>
-          <w:rFonts w:ascii="Courier" w:hAnsi="Courier"/>
-          <w:color w:val="000000"/>
-          <w:sz w:val="18"/>
-          <w:szCs w:val="18"/>
-        </w:rPr>
-      </w:pPr>
-      <w:r>
-        <w:rPr>
-          <w:rFonts w:ascii="Courier" w:hAnsi="Courier"/>
-          <w:color w:val="000000"/>
-          <w:sz w:val="18"/>
-          <w:szCs w:val="18"/>
-        </w:rPr>
-        <w:t xml:space="preserve">            </w:t>
-      </w:r>
-      <w:proofErr w:type="spellStart"/>
-      <w:proofErr w:type="gramStart"/>
-      <w:r>
-        <w:rPr>
-          <w:rFonts w:ascii="Courier" w:hAnsi="Courier"/>
-          <w:color w:val="000000"/>
-          <w:sz w:val="18"/>
-          <w:szCs w:val="18"/>
-        </w:rPr>
-        <w:t>System.out.println</w:t>
-      </w:r>
-      <w:proofErr w:type="spellEnd"/>
-      <w:r>
-        <w:rPr>
-          <w:rFonts w:ascii="Courier" w:hAnsi="Courier"/>
-          <w:color w:val="000000"/>
-          <w:sz w:val="18"/>
-          <w:szCs w:val="18"/>
-        </w:rPr>
-        <w:t>(</w:t>
-      </w:r>
-      <w:proofErr w:type="gramEnd"/>
-      <w:r>
-        <w:rPr>
-          <w:rFonts w:ascii="Courier" w:hAnsi="Courier"/>
-          <w:color w:val="000000"/>
-          <w:sz w:val="18"/>
-          <w:szCs w:val="18"/>
-        </w:rPr>
-        <w:t>"x = " + x);</w:t>
-      </w:r>
-    </w:p>
-    <w:p>
-      <w:pPr>
-        <w:pStyle w:val="HTMLPreformatted"/>
-        <w:ind w:left="450" w:right="450"/>
-        <w:rPr>
-          <w:rFonts w:ascii="Courier" w:hAnsi="Courier"/>
-          <w:color w:val="000000"/>
-          <w:sz w:val="18"/>
-          <w:szCs w:val="18"/>
-        </w:rPr>
-      </w:pPr>
-      <w:r>
-        <w:rPr>
-          <w:rFonts w:ascii="Courier" w:hAnsi="Courier"/>
-          <w:color w:val="000000"/>
-          <w:sz w:val="18"/>
-          <w:szCs w:val="18"/>
-        </w:rPr>
-        <w:t xml:space="preserve">            </w:t>
-      </w:r>
-      <w:proofErr w:type="spellStart"/>
-      <w:proofErr w:type="gramStart"/>
-      <w:r>
-        <w:rPr>
-          <w:rFonts w:ascii="Courier" w:hAnsi="Courier"/>
-          <w:color w:val="000000"/>
-          <w:sz w:val="18"/>
-          <w:szCs w:val="18"/>
-        </w:rPr>
-        <w:t>System.out.println</w:t>
-      </w:r>
-      <w:proofErr w:type="spellEnd"/>
-      <w:r>
-        <w:rPr>
-          <w:rFonts w:ascii="Courier" w:hAnsi="Courier"/>
-          <w:color w:val="000000"/>
-          <w:sz w:val="18"/>
-          <w:szCs w:val="18"/>
-        </w:rPr>
-        <w:t>(</w:t>
-      </w:r>
-      <w:proofErr w:type="gramEnd"/>
-      <w:r>
-        <w:rPr>
-          <w:rFonts w:ascii="Courier" w:hAnsi="Courier"/>
-          <w:color w:val="000000"/>
-          <w:sz w:val="18"/>
-          <w:szCs w:val="18"/>
-        </w:rPr>
-        <w:t>"</w:t>
-      </w:r>
-      <w:proofErr w:type="spellStart"/>
-      <w:r>
-        <w:rPr>
-          <w:rFonts w:ascii="Courier" w:hAnsi="Courier"/>
-          <w:color w:val="000000"/>
-          <w:sz w:val="18"/>
-          <w:szCs w:val="18"/>
-        </w:rPr>
-        <w:t>this.x</w:t>
-      </w:r>
-      <w:proofErr w:type="spellEnd"/>
-      <w:r>
-        <w:rPr>
-          <w:rFonts w:ascii="Courier" w:hAnsi="Courier"/>
-          <w:color w:val="000000"/>
-          <w:sz w:val="18"/>
-          <w:szCs w:val="18"/>
-        </w:rPr>
-        <w:t xml:space="preserve"> = " + </w:t>
-      </w:r>
-      <w:proofErr w:type="spellStart"/>
-      <w:r>
-        <w:rPr>
-          <w:rFonts w:ascii="Courier" w:hAnsi="Courier"/>
-          <w:color w:val="000000"/>
-          <w:sz w:val="18"/>
-          <w:szCs w:val="18"/>
-        </w:rPr>
-        <w:t>this.x</w:t>
-      </w:r>
-      <w:proofErr w:type="spellEnd"/>
-      <w:r>
-        <w:rPr>
-          <w:rFonts w:ascii="Courier" w:hAnsi="Courier"/>
-          <w:color w:val="000000"/>
-          <w:sz w:val="18"/>
-          <w:szCs w:val="18"/>
-        </w:rPr>
-        <w:t>);</w:t>
-      </w:r>
-    </w:p>
-    <w:p>
-      <w:pPr>
-        <w:pStyle w:val="HTMLPreformatted"/>
-        <w:ind w:left="450" w:right="450"/>
-        <w:rPr>
-          <w:rFonts w:ascii="Courier" w:hAnsi="Courier"/>
-          <w:color w:val="000000"/>
-          <w:sz w:val="18"/>
-          <w:szCs w:val="18"/>
-        </w:rPr>
-      </w:pPr>
-      <w:r>
-        <w:rPr>
-          <w:rFonts w:ascii="Courier" w:hAnsi="Courier"/>
-          <w:color w:val="000000"/>
-          <w:sz w:val="18"/>
-          <w:szCs w:val="18"/>
-        </w:rPr>
-        <w:t xml:space="preserve">            </w:t>
-      </w:r>
-      <w:proofErr w:type="spellStart"/>
-      <w:proofErr w:type="gramStart"/>
-      <w:r>
-        <w:rPr>
-          <w:rFonts w:ascii="Courier" w:hAnsi="Courier"/>
-          <w:color w:val="000000"/>
-          <w:sz w:val="18"/>
-          <w:szCs w:val="18"/>
-        </w:rPr>
-        <w:t>System.out.println</w:t>
-      </w:r>
-      <w:proofErr w:type="spellEnd"/>
-      <w:r>
-        <w:rPr>
-          <w:rFonts w:ascii="Courier" w:hAnsi="Courier"/>
-          <w:color w:val="000000"/>
-          <w:sz w:val="18"/>
-          <w:szCs w:val="18"/>
-        </w:rPr>
-        <w:t>(</w:t>
-      </w:r>
-      <w:proofErr w:type="gramEnd"/>
-      <w:r>
-        <w:rPr>
-          <w:rFonts w:ascii="Courier" w:hAnsi="Courier"/>
-          <w:color w:val="000000"/>
-          <w:sz w:val="18"/>
-          <w:szCs w:val="18"/>
-        </w:rPr>
-        <w:t>"</w:t>
-      </w:r>
-      <w:proofErr w:type="spellStart"/>
-      <w:r>
-        <w:rPr>
-          <w:rFonts w:ascii="Courier" w:hAnsi="Courier"/>
-          <w:color w:val="000000"/>
-          <w:sz w:val="18"/>
-          <w:szCs w:val="18"/>
-        </w:rPr>
-        <w:t>ShadowTest.this.x</w:t>
-      </w:r>
-      <w:proofErr w:type="spellEnd"/>
-      <w:r>
-        <w:rPr>
-          <w:rFonts w:ascii="Courier" w:hAnsi="Courier"/>
-          <w:color w:val="000000"/>
-          <w:sz w:val="18"/>
-          <w:szCs w:val="18"/>
-        </w:rPr>
-        <w:t xml:space="preserve"> = " + </w:t>
-      </w:r>
-      <w:proofErr w:type="spellStart"/>
-      <w:r>
-        <w:rPr>
-          <w:rFonts w:ascii="Courier" w:hAnsi="Courier"/>
-          <w:color w:val="000000"/>
-          <w:sz w:val="18"/>
-          <w:szCs w:val="18"/>
-        </w:rPr>
-        <w:t>ShadowTest.this.x</w:t>
-      </w:r>
-      <w:proofErr w:type="spellEnd"/>
-      <w:r>
-        <w:rPr>
-          <w:rFonts w:ascii="Courier" w:hAnsi="Courier"/>
-          <w:color w:val="000000"/>
-          <w:sz w:val="18"/>
-          <w:szCs w:val="18"/>
-        </w:rPr>
-        <w:t>);</w:t>
-      </w:r>
-    </w:p>
-    <w:p>
-      <w:pPr>
-        <w:pStyle w:val="HTMLPreformatted"/>
-        <w:ind w:left="450" w:right="450"/>
-        <w:rPr>
-          <w:rFonts w:ascii="Courier" w:hAnsi="Courier"/>
-          <w:color w:val="000000"/>
-          <w:sz w:val="18"/>
-          <w:szCs w:val="18"/>
-        </w:rPr>
-      </w:pPr>
-      <w:r>
-        <w:rPr>
-          <w:rFonts w:ascii="Courier" w:hAnsi="Courier"/>
-          <w:color w:val="000000"/>
-          <w:sz w:val="18"/>
-          <w:szCs w:val="18"/>
-        </w:rPr>
-        <w:t xml:space="preserve">        }</w:t>
-      </w:r>
-    </w:p>
-    <w:p>
-      <w:pPr>
-        <w:pStyle w:val="HTMLPreformatted"/>
-        <w:ind w:left="450" w:right="450"/>
-        <w:rPr>
-          <w:rFonts w:ascii="Courier" w:hAnsi="Courier"/>
-          <w:color w:val="000000"/>
-          <w:sz w:val="18"/>
-          <w:szCs w:val="18"/>
-        </w:rPr>
-      </w:pPr>
-      <w:r>
-        <w:rPr>
-          <w:rFonts w:ascii="Courier" w:hAnsi="Courier"/>
-          <w:color w:val="000000"/>
-          <w:sz w:val="18"/>
-          <w:szCs w:val="18"/>
-        </w:rPr>
-        <w:t xml:space="preserve">    }</w:t>
-      </w:r>
-    </w:p>
-    <w:p>
-      <w:pPr>
-        <w:pStyle w:val="HTMLPreformatted"/>
-        <w:ind w:left="450" w:right="450"/>
-        <w:rPr>
-          <w:rFonts w:ascii="Courier" w:hAnsi="Courier"/>
-          <w:color w:val="000000"/>
-          <w:sz w:val="18"/>
-          <w:szCs w:val="18"/>
-        </w:rPr>
-      </w:pPr>
-    </w:p>
-    <w:p>
-      <w:pPr>
-        <w:pStyle w:val="HTMLPreformatted"/>
-        <w:ind w:left="450" w:right="450"/>
-        <w:rPr>
-          <w:rFonts w:ascii="Courier" w:hAnsi="Courier"/>
-          <w:color w:val="000000"/>
-          <w:sz w:val="18"/>
-          <w:szCs w:val="18"/>
-        </w:rPr>
-      </w:pPr>
-      <w:r>
-        <w:rPr>
-          <w:rFonts w:ascii="Courier" w:hAnsi="Courier"/>
-          <w:color w:val="000000"/>
-          <w:sz w:val="18"/>
-          <w:szCs w:val="18"/>
-        </w:rPr>
-        <w:t xml:space="preserve">    </w:t>
-      </w:r>
-      <w:proofErr w:type="gramStart"/>
-      <w:r>
-        <w:rPr>
-          <w:rFonts w:ascii="Courier" w:hAnsi="Courier"/>
-          <w:color w:val="000000"/>
-          <w:sz w:val="18"/>
-          <w:szCs w:val="18"/>
-        </w:rPr>
-        <w:t>public</w:t>
-      </w:r>
-      <w:proofErr w:type="gramEnd"/>
-      <w:r>
-        <w:rPr>
-          <w:rFonts w:ascii="Courier" w:hAnsi="Courier"/>
-          <w:color w:val="000000"/>
-          <w:sz w:val="18"/>
-          <w:szCs w:val="18"/>
-        </w:rPr>
-        <w:t xml:space="preserve"> static void main(String... </w:t>
-      </w:r>
-      <w:proofErr w:type="spellStart"/>
-      <w:r>
-        <w:rPr>
-          <w:rFonts w:ascii="Courier" w:hAnsi="Courier"/>
-          <w:color w:val="000000"/>
-          <w:sz w:val="18"/>
-          <w:szCs w:val="18"/>
-        </w:rPr>
-        <w:t>args</w:t>
-      </w:r>
-      <w:proofErr w:type="spellEnd"/>
-      <w:r>
-        <w:rPr>
-          <w:rFonts w:ascii="Courier" w:hAnsi="Courier"/>
-          <w:color w:val="000000"/>
-          <w:sz w:val="18"/>
-          <w:szCs w:val="18"/>
-        </w:rPr>
-        <w:t>) {</w:t>
-      </w:r>
-    </w:p>
-    <w:p>
-      <w:pPr>
-        <w:pStyle w:val="HTMLPreformatted"/>
-        <w:ind w:left="450" w:right="450"/>
-        <w:rPr>
-          <w:rFonts w:ascii="Courier" w:hAnsi="Courier"/>
-          <w:color w:val="000000"/>
-          <w:sz w:val="18"/>
-          <w:szCs w:val="18"/>
-        </w:rPr>
-      </w:pPr>
-      <w:r>
-        <w:rPr>
-          <w:rFonts w:ascii="Courier" w:hAnsi="Courier"/>
-          <w:color w:val="000000"/>
-          <w:sz w:val="18"/>
-          <w:szCs w:val="18"/>
-        </w:rPr>
-        <w:t xml:space="preserve">        </w:t>
-      </w:r>
-      <w:proofErr w:type="spellStart"/>
-      <w:r>
-        <w:rPr>
-          <w:rFonts w:ascii="Courier" w:hAnsi="Courier"/>
-          <w:color w:val="000000"/>
-          <w:sz w:val="18"/>
-          <w:szCs w:val="18"/>
-        </w:rPr>
-        <w:t>ShadowTest</w:t>
-      </w:r>
-      <w:proofErr w:type="spellEnd"/>
-      <w:r>
-        <w:rPr>
-          <w:rFonts w:ascii="Courier" w:hAnsi="Courier"/>
-          <w:color w:val="000000"/>
-          <w:sz w:val="18"/>
-          <w:szCs w:val="18"/>
-        </w:rPr>
-        <w:t xml:space="preserve"> </w:t>
-      </w:r>
-      <w:proofErr w:type="spellStart"/>
-      <w:r>
-        <w:rPr>
-          <w:rFonts w:ascii="Courier" w:hAnsi="Courier"/>
-          <w:color w:val="000000"/>
-          <w:sz w:val="18"/>
-          <w:szCs w:val="18"/>
-        </w:rPr>
-        <w:t>st</w:t>
-      </w:r>
-      <w:proofErr w:type="spellEnd"/>
-      <w:r>
-        <w:rPr>
-          <w:rFonts w:ascii="Courier" w:hAnsi="Courier"/>
-          <w:color w:val="000000"/>
-          <w:sz w:val="18"/>
-          <w:szCs w:val="18"/>
-        </w:rPr>
-        <w:t xml:space="preserve"> = new </w:t>
-      </w:r>
-      <w:proofErr w:type="spellStart"/>
-      <w:proofErr w:type="gramStart"/>
-      <w:r>
-        <w:rPr>
-          <w:rFonts w:ascii="Courier" w:hAnsi="Courier"/>
-          <w:color w:val="000000"/>
-          <w:sz w:val="18"/>
-          <w:szCs w:val="18"/>
-        </w:rPr>
-        <w:t>ShadowTest</w:t>
-      </w:r>
-      <w:proofErr w:type="spellEnd"/>
-      <w:r>
-        <w:rPr>
-          <w:rFonts w:ascii="Courier" w:hAnsi="Courier"/>
-          <w:color w:val="000000"/>
-          <w:sz w:val="18"/>
-          <w:szCs w:val="18"/>
-        </w:rPr>
-        <w:t>(</w:t>
-      </w:r>
-      <w:proofErr w:type="gramEnd"/>
-      <w:r>
-        <w:rPr>
-          <w:rFonts w:ascii="Courier" w:hAnsi="Courier"/>
-          <w:color w:val="000000"/>
-          <w:sz w:val="18"/>
-          <w:szCs w:val="18"/>
-        </w:rPr>
-        <w:t>);</w:t>
-      </w:r>
-    </w:p>
-    <w:p>
-      <w:pPr>
-        <w:pStyle w:val="HTMLPreformatted"/>
-        <w:ind w:left="450" w:right="450"/>
-        <w:rPr>
-          <w:rFonts w:ascii="Courier" w:hAnsi="Courier"/>
-          <w:color w:val="000000"/>
-          <w:sz w:val="18"/>
-          <w:szCs w:val="18"/>
-        </w:rPr>
-      </w:pPr>
-      <w:r>
-        <w:rPr>
-          <w:rFonts w:ascii="Courier" w:hAnsi="Courier"/>
-          <w:color w:val="000000"/>
-          <w:sz w:val="18"/>
-          <w:szCs w:val="18"/>
-        </w:rPr>
-        <w:t xml:space="preserve">        </w:t>
-      </w:r>
-      <w:proofErr w:type="spellStart"/>
-      <w:r>
-        <w:rPr>
-          <w:rFonts w:ascii="Courier" w:hAnsi="Courier"/>
-          <w:color w:val="000000"/>
-          <w:sz w:val="18"/>
-          <w:szCs w:val="18"/>
-        </w:rPr>
-        <w:t>ShadowTest.FirstLevel</w:t>
-      </w:r>
-      <w:proofErr w:type="spellEnd"/>
-      <w:r>
-        <w:rPr>
-          <w:rFonts w:ascii="Courier" w:hAnsi="Courier"/>
-          <w:color w:val="000000"/>
-          <w:sz w:val="18"/>
-          <w:szCs w:val="18"/>
-        </w:rPr>
-        <w:t xml:space="preserve"> </w:t>
-      </w:r>
-      <w:proofErr w:type="spellStart"/>
-      <w:r>
-        <w:rPr>
-          <w:rFonts w:ascii="Courier" w:hAnsi="Courier"/>
-          <w:color w:val="000000"/>
-          <w:sz w:val="18"/>
-          <w:szCs w:val="18"/>
-        </w:rPr>
-        <w:t>fl</w:t>
-      </w:r>
-      <w:proofErr w:type="spellEnd"/>
-      <w:r>
-        <w:rPr>
-          <w:rFonts w:ascii="Courier" w:hAnsi="Courier"/>
-          <w:color w:val="000000"/>
-          <w:sz w:val="18"/>
-          <w:szCs w:val="18"/>
-        </w:rPr>
-        <w:t xml:space="preserve"> = </w:t>
-      </w:r>
-      <w:proofErr w:type="spellStart"/>
-      <w:r>
-        <w:rPr>
-          <w:rFonts w:ascii="Courier" w:hAnsi="Courier"/>
-          <w:color w:val="000000"/>
-          <w:sz w:val="18"/>
-          <w:szCs w:val="18"/>
-        </w:rPr>
-        <w:t>st.new</w:t>
-      </w:r>
-      <w:proofErr w:type="spellEnd"/>
-      <w:r>
-        <w:rPr>
-          <w:rFonts w:ascii="Courier" w:hAnsi="Courier"/>
-          <w:color w:val="000000"/>
-          <w:sz w:val="18"/>
-          <w:szCs w:val="18"/>
-        </w:rPr>
-        <w:t xml:space="preserve"> </w:t>
-      </w:r>
-      <w:proofErr w:type="spellStart"/>
-      <w:proofErr w:type="gramStart"/>
-      <w:r>
-        <w:rPr>
-          <w:rFonts w:ascii="Courier" w:hAnsi="Courier"/>
-          <w:color w:val="000000"/>
-          <w:sz w:val="18"/>
-          <w:szCs w:val="18"/>
-        </w:rPr>
-        <w:t>FirstLevel</w:t>
-      </w:r>
-      <w:proofErr w:type="spellEnd"/>
-      <w:r>
-        <w:rPr>
-          <w:rFonts w:ascii="Courier" w:hAnsi="Courier"/>
-          <w:color w:val="000000"/>
-          <w:sz w:val="18"/>
-          <w:szCs w:val="18"/>
-        </w:rPr>
-        <w:t>(</w:t>
-      </w:r>
-      <w:proofErr w:type="gramEnd"/>
-      <w:r>
-        <w:rPr>
-          <w:rFonts w:ascii="Courier" w:hAnsi="Courier"/>
-          <w:color w:val="000000"/>
-          <w:sz w:val="18"/>
-          <w:szCs w:val="18"/>
-        </w:rPr>
-        <w:t>);</w:t>
-      </w:r>
-    </w:p>
-    <w:p>
-      <w:pPr>
-        <w:pStyle w:val="HTMLPreformatted"/>
-        <w:ind w:left="450" w:right="450"/>
-        <w:rPr>
-          <w:rFonts w:ascii="Courier" w:hAnsi="Courier"/>
-          <w:color w:val="000000"/>
-          <w:sz w:val="18"/>
-          <w:szCs w:val="18"/>
-        </w:rPr>
-      </w:pPr>
-      <w:r>
-        <w:rPr>
-          <w:rFonts w:ascii="Courier" w:hAnsi="Courier"/>
-          <w:color w:val="000000"/>
-          <w:sz w:val="18"/>
-          <w:szCs w:val="18"/>
-        </w:rPr>
-        <w:t xml:space="preserve">        </w:t>
-      </w:r>
-      <w:proofErr w:type="spellStart"/>
-      <w:proofErr w:type="gramStart"/>
-      <w:r>
-        <w:rPr>
-          <w:rFonts w:ascii="Courier" w:hAnsi="Courier"/>
-          <w:color w:val="000000"/>
-          <w:sz w:val="18"/>
-          <w:szCs w:val="18"/>
-        </w:rPr>
-        <w:t>fl.methodInFirstLevel</w:t>
-      </w:r>
-      <w:proofErr w:type="spellEnd"/>
-      <w:r>
-        <w:rPr>
-          <w:rFonts w:ascii="Courier" w:hAnsi="Courier"/>
-          <w:color w:val="000000"/>
-          <w:sz w:val="18"/>
-          <w:szCs w:val="18"/>
-        </w:rPr>
-        <w:t>(</w:t>
-      </w:r>
-      <w:proofErr w:type="gramEnd"/>
-      <w:r>
-        <w:rPr>
-          <w:rFonts w:ascii="Courier" w:hAnsi="Courier"/>
-          <w:color w:val="000000"/>
-          <w:sz w:val="18"/>
-          <w:szCs w:val="18"/>
-        </w:rPr>
-        <w:t>23);</w:t>
-      </w:r>
-    </w:p>
-    <w:p>
-      <w:pPr>
-        <w:pStyle w:val="HTMLPreformatted"/>
-        <w:ind w:left="450" w:right="450"/>
-        <w:rPr>
-          <w:rFonts w:ascii="Courier" w:hAnsi="Courier"/>
-          <w:color w:val="000000"/>
-          <w:sz w:val="18"/>
-          <w:szCs w:val="18"/>
-        </w:rPr>
-      </w:pPr>
-      <w:r>
-        <w:rPr>
-          <w:rFonts w:ascii="Courier" w:hAnsi="Courier"/>
-          <w:color w:val="000000"/>
-          <w:sz w:val="18"/>
-          <w:szCs w:val="18"/>
-        </w:rPr>
-        <w:t xml:space="preserve">    }</w:t>
-      </w:r>
-    </w:p>
-    <w:p>
-      <w:pPr>
-        <w:pStyle w:val="HTMLPreformatted"/>
-        <w:ind w:left="450" w:right="450"/>
-        <w:rPr>
-          <w:rFonts w:ascii="Courier" w:hAnsi="Courier"/>
-          <w:color w:val="000000"/>
-          <w:sz w:val="18"/>
-          <w:szCs w:val="18"/>
-        </w:rPr>
-      </w:pPr>
-      <w:r>
-        <w:rPr>
-          <w:rFonts w:ascii="Courier" w:hAnsi="Courier"/>
-          <w:color w:val="000000"/>
-          <w:sz w:val="18"/>
-          <w:szCs w:val="18"/>
-        </w:rPr>
-        <w:t>}</w:t>
-      </w:r>
-    </w:p>
-    <w:p>
-      <w:pPr>
-        <w:pStyle w:val="NormalWeb"/>
-        <w:rPr>
-          <w:rFonts w:ascii="Arial" w:hAnsi="Arial" w:cs="Arial"/>
-          <w:color w:val="000000"/>
-          <w:sz w:val="19"/>
-          <w:szCs w:val="19"/>
-        </w:rPr>
-      </w:pPr>
-      <w:r>
-        <w:rPr>
-          <w:rFonts w:ascii="Arial" w:hAnsi="Arial" w:cs="Arial"/>
-          <w:color w:val="000000"/>
-          <w:sz w:val="19"/>
-          <w:szCs w:val="19"/>
-        </w:rPr>
-        <w:t>The following is the output of this example:</w:t>
-      </w:r>
-    </w:p>
-    <w:p>
-      <w:pPr>
-        <w:pStyle w:val="HTMLPreformatted"/>
-        <w:ind w:left="450" w:right="450"/>
-        <w:rPr>
-          <w:rFonts w:ascii="Courier" w:hAnsi="Courier"/>
-          <w:color w:val="000000"/>
-          <w:sz w:val="18"/>
-          <w:szCs w:val="18"/>
-        </w:rPr>
-      </w:pPr>
-      <w:r>
-        <w:rPr>
-          <w:rFonts w:ascii="Courier" w:hAnsi="Courier"/>
-          <w:color w:val="000000"/>
-          <w:sz w:val="18"/>
-          <w:szCs w:val="18"/>
-        </w:rPr>
-        <w:t>x = 23</w:t>
-      </w:r>
-    </w:p>
-    <w:p>
-      <w:pPr>
-        <w:pStyle w:val="HTMLPreformatted"/>
-        <w:ind w:left="450" w:right="450"/>
-        <w:rPr>
-          <w:rFonts w:ascii="Courier" w:hAnsi="Courier"/>
-          <w:color w:val="000000"/>
-          <w:sz w:val="18"/>
-          <w:szCs w:val="18"/>
-        </w:rPr>
-      </w:pPr>
-      <w:proofErr w:type="spellStart"/>
-      <w:r>
-        <w:rPr>
-          <w:rFonts w:ascii="Courier" w:hAnsi="Courier"/>
-          <w:color w:val="000000"/>
-          <w:sz w:val="18"/>
-          <w:szCs w:val="18"/>
-        </w:rPr>
-        <w:t>this.x</w:t>
-      </w:r>
-      <w:proofErr w:type="spellEnd"/>
-      <w:r>
-        <w:rPr>
-          <w:rFonts w:ascii="Courier" w:hAnsi="Courier"/>
-          <w:color w:val="000000"/>
-          <w:sz w:val="18"/>
-          <w:szCs w:val="18"/>
-        </w:rPr>
-        <w:t xml:space="preserve"> = 1</w:t>
-      </w:r>
-    </w:p>
-    <w:p>
-      <w:pPr>
-        <w:pStyle w:val="HTMLPreformatted"/>
-        <w:ind w:left="450" w:right="450"/>
-        <w:rPr>
-          <w:rFonts w:ascii="Courier" w:hAnsi="Courier"/>
-          <w:color w:val="000000"/>
-          <w:sz w:val="18"/>
-          <w:szCs w:val="18"/>
-        </w:rPr>
-      </w:pPr>
-      <w:proofErr w:type="spellStart"/>
-      <w:r>
-        <w:rPr>
-          <w:rFonts w:ascii="Courier" w:hAnsi="Courier"/>
-          <w:color w:val="000000"/>
-          <w:sz w:val="18"/>
-          <w:szCs w:val="18"/>
-        </w:rPr>
-        <w:t>ShadowTest.this.x</w:t>
-      </w:r>
-      <w:proofErr w:type="spellEnd"/>
-      <w:r>
-        <w:rPr>
-          <w:rFonts w:ascii="Courier" w:hAnsi="Courier"/>
-          <w:color w:val="000000"/>
-          <w:sz w:val="18"/>
-          <w:szCs w:val="18"/>
-        </w:rPr>
-        <w:t xml:space="preserve"> = 0</w:t>
-      </w:r>
-    </w:p>
-    <w:p>
-      <w:pPr>
-        <w:pStyle w:val="NormalWeb"/>
-        <w:rPr>
-          <w:rFonts w:ascii="Arial" w:hAnsi="Arial" w:cs="Arial"/>
-          <w:color w:val="000000"/>
-          <w:sz w:val="19"/>
-          <w:szCs w:val="19"/>
-        </w:rPr>
-      </w:pPr>
-      <w:r>
-        <w:rPr>
-          <w:rFonts w:ascii="Arial" w:hAnsi="Arial" w:cs="Arial"/>
-          <w:color w:val="000000"/>
-          <w:sz w:val="19"/>
-          <w:szCs w:val="19"/>
-        </w:rPr>
-        <w:t>This example defines three variables named </w:t>
-      </w:r>
-      <w:r>
-        <w:rPr>
-          <w:rStyle w:val="HTMLCode"/>
-          <w:rFonts w:ascii="Courier" w:hAnsi="Courier"/>
-          <w:color w:val="000000"/>
-        </w:rPr>
-        <w:t>x</w:t>
-      </w:r>
-      <w:r>
-        <w:rPr>
-          <w:rFonts w:ascii="Arial" w:hAnsi="Arial" w:cs="Arial"/>
-          <w:color w:val="000000"/>
-          <w:sz w:val="19"/>
-          <w:szCs w:val="19"/>
-        </w:rPr>
-        <w:t>: the member variable of the class </w:t>
-      </w:r>
-      <w:proofErr w:type="spellStart"/>
-      <w:r>
-        <w:rPr>
-          <w:rStyle w:val="HTMLCode"/>
-          <w:rFonts w:ascii="Courier" w:hAnsi="Courier"/>
-          <w:color w:val="000000"/>
-        </w:rPr>
-        <w:t>ShadowTest</w:t>
-      </w:r>
-      <w:proofErr w:type="spellEnd"/>
-      <w:r>
-        <w:rPr>
-          <w:rFonts w:ascii="Arial" w:hAnsi="Arial" w:cs="Arial"/>
-          <w:color w:val="000000"/>
-          <w:sz w:val="19"/>
-          <w:szCs w:val="19"/>
-        </w:rPr>
-        <w:t>, the member variable of the inner class </w:t>
-      </w:r>
-      <w:proofErr w:type="spellStart"/>
-      <w:r>
-        <w:rPr>
-          <w:rStyle w:val="HTMLCode"/>
-          <w:rFonts w:ascii="Courier" w:hAnsi="Courier"/>
-          <w:color w:val="000000"/>
-        </w:rPr>
-        <w:t>FirstLevel</w:t>
-      </w:r>
-      <w:proofErr w:type="spellEnd"/>
-      <w:r>
-        <w:rPr>
-          <w:rFonts w:ascii="Arial" w:hAnsi="Arial" w:cs="Arial"/>
-          <w:color w:val="000000"/>
-          <w:sz w:val="19"/>
-          <w:szCs w:val="19"/>
-        </w:rPr>
-        <w:t>, and the parameter in the method </w:t>
-      </w:r>
-      <w:proofErr w:type="spellStart"/>
-      <w:r>
-        <w:rPr>
-          <w:rStyle w:val="HTMLCode"/>
-          <w:rFonts w:ascii="Courier" w:hAnsi="Courier"/>
-          <w:color w:val="000000"/>
-        </w:rPr>
-        <w:t>methodInFirstLevel</w:t>
-      </w:r>
-      <w:proofErr w:type="spellEnd"/>
-      <w:r>
-        <w:rPr>
-          <w:rFonts w:ascii="Arial" w:hAnsi="Arial" w:cs="Arial"/>
-          <w:color w:val="000000"/>
-          <w:sz w:val="19"/>
-          <w:szCs w:val="19"/>
-        </w:rPr>
-        <w:t>. The variable </w:t>
-      </w:r>
-      <w:r>
-        <w:rPr>
-          <w:rStyle w:val="HTMLCode"/>
-          <w:rFonts w:ascii="Courier" w:hAnsi="Courier"/>
-          <w:color w:val="000000"/>
-        </w:rPr>
-        <w:t>x</w:t>
-      </w:r>
-      <w:r>
-        <w:rPr>
-          <w:rFonts w:ascii="Arial" w:hAnsi="Arial" w:cs="Arial"/>
-          <w:color w:val="000000"/>
-          <w:sz w:val="19"/>
-          <w:szCs w:val="19"/>
-        </w:rPr>
-        <w:t> defined as a parameter of the method </w:t>
-      </w:r>
-      <w:proofErr w:type="spellStart"/>
-      <w:r>
-        <w:rPr>
-          <w:rStyle w:val="HTMLCode"/>
-          <w:rFonts w:ascii="Courier" w:hAnsi="Courier"/>
-          <w:color w:val="000000"/>
-        </w:rPr>
-        <w:t>methodInFirstLevel</w:t>
-      </w:r>
-      <w:proofErr w:type="spellEnd"/>
-      <w:r>
-        <w:rPr>
-          <w:rFonts w:ascii="Arial" w:hAnsi="Arial" w:cs="Arial"/>
-          <w:color w:val="000000"/>
-          <w:sz w:val="19"/>
-          <w:szCs w:val="19"/>
-        </w:rPr>
-        <w:t> shadows the variable of the inner class </w:t>
-      </w:r>
-      <w:proofErr w:type="spellStart"/>
-      <w:r>
-        <w:rPr>
-          <w:rStyle w:val="HTMLCode"/>
-          <w:rFonts w:ascii="Courier" w:hAnsi="Courier"/>
-          <w:color w:val="000000"/>
-        </w:rPr>
-        <w:t>FirstLevel</w:t>
-      </w:r>
-      <w:proofErr w:type="spellEnd"/>
-      <w:r>
-        <w:rPr>
-          <w:rFonts w:ascii="Arial" w:hAnsi="Arial" w:cs="Arial"/>
-          <w:color w:val="000000"/>
-          <w:sz w:val="19"/>
-          <w:szCs w:val="19"/>
-        </w:rPr>
-        <w:t>. Consequently, when you use the variable </w:t>
-      </w:r>
-      <w:r>
-        <w:rPr>
-          <w:rStyle w:val="HTMLCode"/>
-          <w:rFonts w:ascii="Courier" w:hAnsi="Courier"/>
-          <w:color w:val="000000"/>
-        </w:rPr>
-        <w:t>x</w:t>
-      </w:r>
-      <w:r>
-        <w:rPr>
-          <w:rFonts w:ascii="Arial" w:hAnsi="Arial" w:cs="Arial"/>
-          <w:color w:val="000000"/>
-          <w:sz w:val="19"/>
-          <w:szCs w:val="19"/>
-        </w:rPr>
-        <w:t> in the method </w:t>
-      </w:r>
-      <w:proofErr w:type="spellStart"/>
-      <w:r>
-        <w:rPr>
-          <w:rStyle w:val="HTMLCode"/>
-          <w:rFonts w:ascii="Courier" w:hAnsi="Courier"/>
-          <w:color w:val="000000"/>
-        </w:rPr>
-        <w:t>methodInFirstLevel</w:t>
-      </w:r>
-      <w:proofErr w:type="spellEnd"/>
-      <w:r>
-        <w:rPr>
-          <w:rFonts w:ascii="Arial" w:hAnsi="Arial" w:cs="Arial"/>
-          <w:color w:val="000000"/>
-          <w:sz w:val="19"/>
-          <w:szCs w:val="19"/>
-        </w:rPr>
-        <w:t>, it refers to the method parameter. To refer to the member variable of the inner class </w:t>
-      </w:r>
-      <w:proofErr w:type="spellStart"/>
-      <w:r>
-        <w:rPr>
-          <w:rStyle w:val="HTMLCode"/>
-          <w:rFonts w:ascii="Courier" w:hAnsi="Courier"/>
-          <w:color w:val="000000"/>
-        </w:rPr>
-        <w:t>FirstLevel</w:t>
-      </w:r>
-      <w:proofErr w:type="spellEnd"/>
-      <w:r>
-        <w:rPr>
-          <w:rFonts w:ascii="Arial" w:hAnsi="Arial" w:cs="Arial"/>
-          <w:color w:val="000000"/>
-          <w:sz w:val="19"/>
-          <w:szCs w:val="19"/>
-        </w:rPr>
-        <w:t>, use the keyword </w:t>
-      </w:r>
-      <w:r>
-        <w:rPr>
-          <w:rStyle w:val="HTMLCode"/>
-          <w:rFonts w:ascii="Courier" w:hAnsi="Courier"/>
-          <w:color w:val="000000"/>
-        </w:rPr>
-        <w:t>this</w:t>
-      </w:r>
-      <w:r>
-        <w:rPr>
-          <w:rFonts w:ascii="Arial" w:hAnsi="Arial" w:cs="Arial"/>
-          <w:color w:val="000000"/>
-          <w:sz w:val="19"/>
-          <w:szCs w:val="19"/>
-        </w:rPr>
-        <w:t> to represent the enclosing scope:</w:t>
-      </w:r>
-    </w:p>
-    <w:p>
-      <w:pPr>
-        <w:pStyle w:val="HTMLPreformatted"/>
-        <w:ind w:left="450" w:right="450"/>
-        <w:rPr>
-          <w:rFonts w:ascii="Courier" w:hAnsi="Courier"/>
-          <w:color w:val="000000"/>
-          <w:sz w:val="18"/>
-          <w:szCs w:val="18"/>
-        </w:rPr>
-      </w:pPr>
-      <w:proofErr w:type="spellStart"/>
-      <w:proofErr w:type="gramStart"/>
-      <w:r>
-        <w:rPr>
-          <w:rFonts w:ascii="Courier" w:hAnsi="Courier"/>
-          <w:color w:val="000000"/>
-          <w:sz w:val="18"/>
-          <w:szCs w:val="18"/>
-        </w:rPr>
-        <w:t>System.out.println</w:t>
-      </w:r>
-      <w:proofErr w:type="spellEnd"/>
-      <w:r>
-        <w:rPr>
-          <w:rFonts w:ascii="Courier" w:hAnsi="Courier"/>
-          <w:color w:val="000000"/>
-          <w:sz w:val="18"/>
-          <w:szCs w:val="18"/>
-        </w:rPr>
-        <w:t>(</w:t>
-      </w:r>
-      <w:proofErr w:type="gramEnd"/>
-      <w:r>
-        <w:rPr>
-          <w:rFonts w:ascii="Courier" w:hAnsi="Courier"/>
-          <w:color w:val="000000"/>
-          <w:sz w:val="18"/>
-          <w:szCs w:val="18"/>
-        </w:rPr>
-        <w:t>"</w:t>
-      </w:r>
-      <w:proofErr w:type="spellStart"/>
-      <w:r>
-        <w:rPr>
-          <w:rFonts w:ascii="Courier" w:hAnsi="Courier"/>
-          <w:color w:val="000000"/>
-          <w:sz w:val="18"/>
-          <w:szCs w:val="18"/>
-        </w:rPr>
-        <w:t>this.x</w:t>
-      </w:r>
-      <w:proofErr w:type="spellEnd"/>
-      <w:r>
-        <w:rPr>
-          <w:rFonts w:ascii="Courier" w:hAnsi="Courier"/>
-          <w:color w:val="000000"/>
-          <w:sz w:val="18"/>
-          <w:szCs w:val="18"/>
-        </w:rPr>
-        <w:t xml:space="preserve"> = " + </w:t>
-      </w:r>
-      <w:proofErr w:type="spellStart"/>
-      <w:r>
-        <w:rPr>
-          <w:rFonts w:ascii="Courier" w:hAnsi="Courier"/>
-          <w:color w:val="000000"/>
-          <w:sz w:val="18"/>
-          <w:szCs w:val="18"/>
-        </w:rPr>
-        <w:t>this.x</w:t>
-      </w:r>
-      <w:proofErr w:type="spellEnd"/>
-      <w:r>
-        <w:rPr>
-          <w:rFonts w:ascii="Courier" w:hAnsi="Courier"/>
-          <w:color w:val="000000"/>
-          <w:sz w:val="18"/>
-          <w:szCs w:val="18"/>
-        </w:rPr>
-        <w:t>);</w:t>
-      </w:r>
-    </w:p>
-    <w:p>
-      <w:pPr>
-        <w:pStyle w:val="NormalWeb"/>
-        <w:rPr>
-          <w:rFonts w:ascii="Arial" w:hAnsi="Arial" w:cs="Arial"/>
-          <w:color w:val="000000"/>
-          <w:sz w:val="19"/>
-          <w:szCs w:val="19"/>
-        </w:rPr>
-      </w:pPr>
-      <w:r>
-        <w:rPr>
-          <w:rFonts w:ascii="Arial" w:hAnsi="Arial" w:cs="Arial"/>
-          <w:color w:val="000000"/>
-          <w:sz w:val="19"/>
-          <w:szCs w:val="19"/>
-        </w:rPr>
-        <w:lastRenderedPageBreak/>
-        <w:t>Refer to member variables that enclose larger scopes by the class name to which they belong. For example, the following statement accesses the member variable of the class </w:t>
-      </w:r>
-      <w:proofErr w:type="spellStart"/>
-      <w:r>
-        <w:rPr>
-          <w:rStyle w:val="HTMLCode"/>
-          <w:rFonts w:ascii="Courier" w:hAnsi="Courier"/>
-          <w:color w:val="000000"/>
-        </w:rPr>
-        <w:t>ShadowTest</w:t>
-      </w:r>
-      <w:proofErr w:type="spellEnd"/>
-      <w:r>
-        <w:rPr>
-          <w:rFonts w:ascii="Arial" w:hAnsi="Arial" w:cs="Arial"/>
-          <w:color w:val="000000"/>
-          <w:sz w:val="19"/>
-          <w:szCs w:val="19"/>
-        </w:rPr>
-        <w:t> from the method </w:t>
-      </w:r>
-      <w:proofErr w:type="spellStart"/>
-      <w:r>
-        <w:rPr>
-          <w:rStyle w:val="HTMLCode"/>
-          <w:rFonts w:ascii="Courier" w:hAnsi="Courier"/>
-          <w:color w:val="000000"/>
-        </w:rPr>
-        <w:t>methodInFirstLevel</w:t>
-      </w:r>
-      <w:proofErr w:type="spellEnd"/>
-      <w:r>
-        <w:rPr>
-          <w:rFonts w:ascii="Arial" w:hAnsi="Arial" w:cs="Arial"/>
-          <w:color w:val="000000"/>
-          <w:sz w:val="19"/>
-          <w:szCs w:val="19"/>
-        </w:rPr>
-        <w:t>:</w:t>
-      </w:r>
-    </w:p>
-    <w:p>
-      <w:pPr>
-        <w:pStyle w:val="HTMLPreformatted"/>
-        <w:ind w:left="450" w:right="450"/>
-        <w:rPr>
-          <w:rFonts w:ascii="Courier" w:hAnsi="Courier"/>
-          <w:color w:val="000000"/>
-          <w:sz w:val="18"/>
-          <w:szCs w:val="18"/>
-        </w:rPr>
-      </w:pPr>
-      <w:proofErr w:type="spellStart"/>
-      <w:proofErr w:type="gramStart"/>
-      <w:r>
-        <w:rPr>
-          <w:rFonts w:ascii="Courier" w:hAnsi="Courier"/>
-          <w:color w:val="000000"/>
-          <w:sz w:val="18"/>
-          <w:szCs w:val="18"/>
-        </w:rPr>
-        <w:t>System.out.println</w:t>
-      </w:r>
-      <w:proofErr w:type="spellEnd"/>
-      <w:r>
-        <w:rPr>
-          <w:rFonts w:ascii="Courier" w:hAnsi="Courier"/>
-          <w:color w:val="000000"/>
-          <w:sz w:val="18"/>
-          <w:szCs w:val="18"/>
-        </w:rPr>
-        <w:t>(</w:t>
-      </w:r>
-      <w:proofErr w:type="gramEnd"/>
-      <w:r>
-        <w:rPr>
-          <w:rFonts w:ascii="Courier" w:hAnsi="Courier"/>
-          <w:color w:val="000000"/>
-          <w:sz w:val="18"/>
-          <w:szCs w:val="18"/>
-        </w:rPr>
-        <w:t>"</w:t>
-      </w:r>
-      <w:proofErr w:type="spellStart"/>
-      <w:r>
-        <w:rPr>
-          <w:rFonts w:ascii="Courier" w:hAnsi="Courier"/>
-          <w:color w:val="000000"/>
-          <w:sz w:val="18"/>
-          <w:szCs w:val="18"/>
-        </w:rPr>
-        <w:t>ShadowTest.this.x</w:t>
-      </w:r>
-      <w:proofErr w:type="spellEnd"/>
-      <w:r>
-        <w:rPr>
-          <w:rFonts w:ascii="Courier" w:hAnsi="Courier"/>
-          <w:color w:val="000000"/>
-          <w:sz w:val="18"/>
-          <w:szCs w:val="18"/>
-        </w:rPr>
-        <w:t xml:space="preserve"> = " + </w:t>
-      </w:r>
-      <w:proofErr w:type="spellStart"/>
-      <w:r>
-        <w:rPr>
-          <w:rFonts w:ascii="Courier" w:hAnsi="Courier"/>
-          <w:color w:val="000000"/>
-          <w:sz w:val="18"/>
-          <w:szCs w:val="18"/>
-        </w:rPr>
-        <w:t>ShadowTest.this.x</w:t>
-      </w:r>
-      <w:proofErr w:type="spellEnd"/>
-      <w:r>
-        <w:rPr>
-          <w:rFonts w:ascii="Courier" w:hAnsi="Courier"/>
-          <w:color w:val="000000"/>
-          <w:sz w:val="18"/>
-          <w:szCs w:val="18"/>
-        </w:rPr>
-        <w:t>);</w:t>
+      <w:r>
+        <w:rPr>
+          <w:rFonts w:ascii="Courier" w:hAnsi="Courier"/>
+          <w:color w:val="000000"/>
+          <w:sz w:val="18"/>
+          <w:szCs w:val="18"/>
+        </w:rPr>
+        <w:t>System.out.println("ShadowTest.this.x = " + ShadowTest.this.x);</w:t>
       </w:r>
     </w:p>
     <w:p>
@@ -2596,7 +1635,7 @@
           <w:szCs w:val="19"/>
         </w:rPr>
       </w:pPr>
-      <w:hyperlink r:id="rId7" w:tgtFrame="_top" w:history="1">
+      <w:hyperlink r:id="rId8" w:tgtFrame="_top" w:history="1">
         <w:r>
           <w:rPr>
             <w:rStyle w:val="Hyperlink"/>
@@ -2617,7 +1656,7 @@
         </w:rPr>
         <w:t> of inner classes, including </w:t>
       </w:r>
-      <w:hyperlink r:id="rId8" w:tgtFrame="_top" w:history="1">
+      <w:hyperlink r:id="rId9" w:tgtFrame="_top" w:history="1">
         <w:r>
           <w:rPr>
             <w:rStyle w:val="Hyperlink"/>
@@ -2638,7 +1677,7 @@
         </w:rPr>
         <w:t> and </w:t>
       </w:r>
-      <w:hyperlink r:id="rId9" w:tgtFrame="_top" w:history="1">
+      <w:hyperlink r:id="rId10" w:tgtFrame="_top" w:history="1">
         <w:r>
           <w:rPr>
             <w:rStyle w:val="Hyperlink"/>
@@ -2693,29 +1732,9 @@
           <w:sz w:val="19"/>
           <w:szCs w:val="19"/>
         </w:rPr>
-        <w:t xml:space="preserve"> files can vary among different implementations as well. Consequently, you may have compatibility issues if you serialize an inner class and then </w:t>
-      </w:r>
-      <w:proofErr w:type="spellStart"/>
-      <w:r>
-        <w:rPr>
-          <w:rFonts w:ascii="Arial" w:hAnsi="Arial" w:cs="Arial"/>
-          <w:color w:val="000000"/>
-          <w:sz w:val="19"/>
-          <w:szCs w:val="19"/>
-        </w:rPr>
-        <w:t>deserialize</w:t>
-      </w:r>
-      <w:proofErr w:type="spellEnd"/>
-      <w:r>
-        <w:rPr>
-          <w:rFonts w:ascii="Arial" w:hAnsi="Arial" w:cs="Arial"/>
-          <w:color w:val="000000"/>
-          <w:sz w:val="19"/>
-          <w:szCs w:val="19"/>
-        </w:rPr>
-        <w:t xml:space="preserve"> it with a different JRE implementation. See the section </w:t>
-      </w:r>
-      <w:hyperlink r:id="rId10" w:anchor="implcit_and_synthetic" w:tgtFrame="_top" w:history="1">
+        <w:t> files can vary among different implementations as well. Consequently, you may have compatibility issues if you serialize an inner class and then deserialize it with a different JRE implementation. See the section </w:t>
+      </w:r>
+      <w:hyperlink r:id="rId11" w:anchor="implcit_and_synthetic" w:tgtFrame="_top" w:history="1">
         <w:r>
           <w:rPr>
             <w:rStyle w:val="Hyperlink"/>
@@ -2736,7 +1755,7 @@
         </w:rPr>
         <w:t> in the section </w:t>
       </w:r>
-      <w:hyperlink r:id="rId11" w:tgtFrame="_top" w:history="1">
+      <w:hyperlink r:id="rId12" w:tgtFrame="_top" w:history="1">
         <w:r>
           <w:rPr>
             <w:rStyle w:val="Hyperlink"/>

--- a/Master- Interview.docx
+++ b/Master- Interview.docx
@@ -180,8 +180,6 @@
         </w:rPr>
         <w:t>here</w:t>
       </w:r>
-      <w:bookmarkStart w:id="0" w:name="_GoBack"/>
-      <w:bookmarkEnd w:id="0"/>
     </w:p>
     <w:p>
       <w:pPr>
@@ -204,13 +202,79 @@
           <w:szCs w:val="26"/>
         </w:rPr>
       </w:pPr>
-      <w:r>
+    </w:p>
+    <w:p>
+      <w:pPr>
+        <w:pStyle w:val="Heading2"/>
         <w:rPr>
           <w:rFonts w:ascii="Arial" w:hAnsi="Arial" w:cs="Arial"/>
           <w:color w:val="333333"/>
           <w:sz w:val="26"/>
           <w:szCs w:val="26"/>
         </w:rPr>
+      </w:pPr>
+    </w:p>
+    <w:p>
+      <w:pPr>
+        <w:pStyle w:val="Heading2"/>
+        <w:rPr>
+          <w:rFonts w:ascii="Arial" w:hAnsi="Arial" w:cs="Arial"/>
+          <w:color w:val="333333"/>
+          <w:sz w:val="26"/>
+          <w:szCs w:val="26"/>
+        </w:rPr>
+      </w:pPr>
+    </w:p>
+    <w:p>
+      <w:pPr>
+        <w:pStyle w:val="Heading2"/>
+        <w:rPr>
+          <w:rFonts w:ascii="Arial" w:hAnsi="Arial" w:cs="Arial"/>
+          <w:color w:val="333333"/>
+          <w:sz w:val="26"/>
+          <w:szCs w:val="26"/>
+        </w:rPr>
+      </w:pPr>
+      <w:r>
+        <w:rPr>
+          <w:rFonts w:ascii="Arial" w:hAnsi="Arial" w:cs="Arial"/>
+          <w:color w:val="333333"/>
+          <w:sz w:val="26"/>
+          <w:szCs w:val="26"/>
+        </w:rPr>
+        <w:t>hi</w:t>
+      </w:r>
+    </w:p>
+    <w:p>
+      <w:pPr>
+        <w:pStyle w:val="Heading2"/>
+        <w:rPr>
+          <w:rFonts w:ascii="Arial" w:hAnsi="Arial" w:cs="Arial"/>
+          <w:color w:val="333333"/>
+          <w:sz w:val="26"/>
+          <w:szCs w:val="26"/>
+        </w:rPr>
+      </w:pPr>
+      <w:bookmarkStart w:id="0" w:name="_GoBack"/>
+      <w:bookmarkEnd w:id="0"/>
+    </w:p>
+    <w:p>
+      <w:pPr>
+        <w:pStyle w:val="Heading2"/>
+        <w:rPr>
+          <w:rFonts w:ascii="Arial" w:hAnsi="Arial" w:cs="Arial"/>
+          <w:color w:val="333333"/>
+          <w:sz w:val="26"/>
+          <w:szCs w:val="26"/>
+        </w:rPr>
+      </w:pPr>
+      <w:r>
+        <w:rPr>
+          <w:rFonts w:ascii="Arial" w:hAnsi="Arial" w:cs="Arial"/>
+          <w:color w:val="333333"/>
+          <w:sz w:val="26"/>
+          <w:szCs w:val="26"/>
+        </w:rPr>
         <w:t>Static Nested Classes</w:t>
       </w:r>
     </w:p>
@@ -404,6 +468,7 @@
           <w:sz w:val="26"/>
           <w:szCs w:val="26"/>
         </w:rPr>
+        <w:lastRenderedPageBreak/>
         <w:t>Inner Classes</w:t>
       </w:r>
     </w:p>
@@ -506,7 +571,6 @@
         <w:rPr>
           <w:color w:val="000000"/>
         </w:rPr>
-        <w:lastRenderedPageBreak/>
         <w:t xml:space="preserve">    class InnerClass {</w:t>
       </w:r>
     </w:p>
@@ -1224,6 +1288,7 @@
           <w:sz w:val="19"/>
           <w:szCs w:val="19"/>
         </w:rPr>
+        <w:lastRenderedPageBreak/>
         <w:t>The following is the output of this example:</w:t>
       </w:r>
     </w:p>
@@ -1460,17 +1525,7 @@
           <w:sz w:val="19"/>
           <w:szCs w:val="19"/>
         </w:rPr>
-        <w:t xml:space="preserve">, it </w:t>
-      </w:r>
-      <w:r>
-        <w:rPr>
-          <w:rFonts w:ascii="Arial" w:hAnsi="Arial" w:cs="Arial"/>
-          <w:color w:val="000000"/>
-          <w:sz w:val="19"/>
-          <w:szCs w:val="19"/>
-        </w:rPr>
-        <w:lastRenderedPageBreak/>
-        <w:t>refers to the method parameter. To refer to the member variable of the inner class </w:t>
+        <w:t>, it refers to the method parameter. To refer to the member variable of the inner class </w:t>
       </w:r>
       <w:r>
         <w:rPr>
